--- a/07 Asciidoctor/diplomarbeit_intro.docx
+++ b/07 Asciidoctor/diplomarbeit_intro.docx
@@ -1,10 +1,10 @@
 
 <file path=word/document.xml><?xml version="1.0" encoding="utf-8"?>
-<w:document xmlns:wpc="http://schemas.microsoft.com/office/word/2010/wordprocessingCanvas" xmlns:cx="http://schemas.microsoft.com/office/drawing/2014/chartex" xmlns:cx1="http://schemas.microsoft.com/office/drawing/2015/9/8/chartex" xmlns:cx2="http://schemas.microsoft.com/office/drawing/2015/10/21/chartex" xmlns:cx3="http://schemas.microsoft.com/office/drawing/2016/5/9/chartex" xmlns:cx4="http://schemas.microsoft.com/office/drawing/2016/5/10/chartex" xmlns:cx5="http://schemas.microsoft.com/office/drawing/2016/5/11/chartex" xmlns:cx6="http://schemas.microsoft.com/office/drawing/2016/5/12/chartex" xmlns:cx7="http://schemas.microsoft.com/office/drawing/2016/5/13/chartex" xmlns:cx8="http://schemas.microsoft.com/office/drawing/2016/5/14/chartex" xmlns:mc="http://schemas.openxmlformats.org/markup-compatibility/2006" xmlns:aink="http://schemas.microsoft.com/office/drawing/2016/ink" xmlns:am3d="http://schemas.microsoft.com/office/drawing/2017/model3d" xmlns:o="urn:schemas-microsoft-com:office:office" xmlns:r="http://schemas.openxmlformats.org/officeDocument/2006/relationships" xmlns:m="http://schemas.openxmlformats.org/officeDocument/2006/math" xmlns:v="urn:schemas-microsoft-com:vml" xmlns:wp14="http://schemas.microsoft.com/office/word/2010/wordprocessingDrawing" xmlns:wp="http://schemas.openxmlformats.org/drawingml/2006/wordprocessingDrawing" xmlns:w10="urn:schemas-microsoft-com:office:word" xmlns:w="http://schemas.openxmlformats.org/wordprocessingml/2006/main" xmlns:w14="http://schemas.microsoft.com/office/word/2010/wordml" xmlns:w15="http://schemas.microsoft.com/office/word/2012/wordml" xmlns:w16cex="http://schemas.microsoft.com/office/word/2018/wordml/cex" xmlns:w16cid="http://schemas.microsoft.com/office/word/2016/wordml/cid" xmlns:w16="http://schemas.microsoft.com/office/word/2018/wordml" xmlns:w16sdtdh="http://schemas.microsoft.com/office/word/2020/wordml/sdtdatahash" xmlns:w16se="http://schemas.microsoft.com/office/word/2015/wordml/symex" xmlns:wpg="http://schemas.microsoft.com/office/word/2010/wordprocessingGroup" xmlns:wpi="http://schemas.microsoft.com/office/word/2010/wordprocessingInk" xmlns:wne="http://schemas.microsoft.com/office/word/2006/wordml" xmlns:wps="http://schemas.microsoft.com/office/word/2010/wordprocessingShape" mc:Ignorable="w14 w15 w16se w16cid w16 w16cex w16sdtdh wp14">
+<w:document xmlns:wpc="http://schemas.microsoft.com/office/word/2010/wordprocessingCanvas" xmlns:cx="http://schemas.microsoft.com/office/drawing/2014/chartex" xmlns:cx1="http://schemas.microsoft.com/office/drawing/2015/9/8/chartex" xmlns:cx2="http://schemas.microsoft.com/office/drawing/2015/10/21/chartex" xmlns:cx3="http://schemas.microsoft.com/office/drawing/2016/5/9/chartex" xmlns:cx4="http://schemas.microsoft.com/office/drawing/2016/5/10/chartex" xmlns:cx5="http://schemas.microsoft.com/office/drawing/2016/5/11/chartex" xmlns:cx6="http://schemas.microsoft.com/office/drawing/2016/5/12/chartex" xmlns:cx7="http://schemas.microsoft.com/office/drawing/2016/5/13/chartex" xmlns:cx8="http://schemas.microsoft.com/office/drawing/2016/5/14/chartex" xmlns:mc="http://schemas.openxmlformats.org/markup-compatibility/2006" xmlns:aink="http://schemas.microsoft.com/office/drawing/2016/ink" xmlns:am3d="http://schemas.microsoft.com/office/drawing/2017/model3d" xmlns:o="urn:schemas-microsoft-com:office:office" xmlns:oel="http://schemas.microsoft.com/office/2019/extlst" xmlns:r="http://schemas.openxmlformats.org/officeDocument/2006/relationships" xmlns:m="http://schemas.openxmlformats.org/officeDocument/2006/math" xmlns:v="urn:schemas-microsoft-com:vml" xmlns:wp14="http://schemas.microsoft.com/office/word/2010/wordprocessingDrawing" xmlns:wp="http://schemas.openxmlformats.org/drawingml/2006/wordprocessingDrawing" xmlns:w10="urn:schemas-microsoft-com:office:word" xmlns:w="http://schemas.openxmlformats.org/wordprocessingml/2006/main" xmlns:w14="http://schemas.microsoft.com/office/word/2010/wordml" xmlns:w15="http://schemas.microsoft.com/office/word/2012/wordml" xmlns:w16cex="http://schemas.microsoft.com/office/word/2018/wordml/cex" xmlns:w16cid="http://schemas.microsoft.com/office/word/2016/wordml/cid" xmlns:w16="http://schemas.microsoft.com/office/word/2018/wordml" xmlns:w16du="http://schemas.microsoft.com/office/word/2023/wordml/word16du" xmlns:w16sdtdh="http://schemas.microsoft.com/office/word/2020/wordml/sdtdatahash" xmlns:w16sdtfl="http://schemas.microsoft.com/office/word/2024/wordml/sdtformatlock" xmlns:w16se="http://schemas.microsoft.com/office/word/2015/wordml/symex" xmlns:wpg="http://schemas.microsoft.com/office/word/2010/wordprocessingGroup" xmlns:wpi="http://schemas.microsoft.com/office/word/2010/wordprocessingInk" xmlns:wne="http://schemas.microsoft.com/office/word/2006/wordml" xmlns:wps="http://schemas.microsoft.com/office/word/2010/wordprocessingShape" mc:Ignorable="w14 w15 w16se w16cid w16 w16cex w16sdtdh w16sdtfl w16du wp14">
   <w:body>
     <w:tbl>
       <w:tblPr>
-        <w:tblStyle w:val="TableGrid"/>
+        <w:tblStyle w:val="Tabellenraster"/>
         <w:tblW w:w="0" w:type="auto"/>
         <w:tblBorders>
           <w:top w:val="none" w:sz="0" w:space="0" w:color="auto"/>
@@ -248,7 +248,7 @@
     </w:p>
     <w:p>
       <w:pPr>
-        <w:pStyle w:val="Title"/>
+        <w:pStyle w:val="Titel"/>
       </w:pPr>
       <w:r>
         <w:t>DIPLOMARBEIT</w:t>
@@ -853,35 +853,7 @@
         <w:rPr>
           <w:sz w:val="28"/>
         </w:rPr>
-        <w:t xml:space="preserve">(z. B. </w:t>
-      </w:r>
-      <w:proofErr w:type="spellStart"/>
-      <w:r>
-        <w:rPr>
-          <w:sz w:val="28"/>
-        </w:rPr>
-        <w:t>ChatGPT</w:t>
-      </w:r>
-      <w:proofErr w:type="spellEnd"/>
-      <w:r>
-        <w:rPr>
-          <w:sz w:val="28"/>
-        </w:rPr>
-        <w:t xml:space="preserve">, Grammarly Go, </w:t>
-      </w:r>
-      <w:proofErr w:type="spellStart"/>
-      <w:r>
-        <w:rPr>
-          <w:sz w:val="28"/>
-        </w:rPr>
-        <w:t>Midjourney</w:t>
-      </w:r>
-      <w:proofErr w:type="spellEnd"/>
-      <w:r>
-        <w:rPr>
-          <w:sz w:val="28"/>
-        </w:rPr>
-        <w:t>) zu folgendem Zweck verwendet:</w:t>
+        <w:t>(z. B. ChatGPT, Grammarly Go, Midjourney) zu folgendem Zweck verwendet:</w:t>
       </w:r>
     </w:p>
     <w:p>
@@ -1201,7 +1173,7 @@
     </w:p>
     <w:tbl>
       <w:tblPr>
-        <w:tblStyle w:val="TableGrid"/>
+        <w:tblStyle w:val="Tabellenraster"/>
         <w:tblpPr w:leftFromText="141" w:rightFromText="141" w:vertAnchor="text" w:horzAnchor="margin" w:tblpX="144" w:tblpY="36"/>
         <w:tblW w:w="0" w:type="auto"/>
         <w:tblLayout w:type="fixed"/>
@@ -1417,7 +1389,7 @@
     </w:p>
     <w:tbl>
       <w:tblPr>
-        <w:tblStyle w:val="TableGrid"/>
+        <w:tblStyle w:val="Tabellenraster"/>
         <w:tblpPr w:leftFromText="141" w:rightFromText="141" w:vertAnchor="text" w:horzAnchor="margin" w:tblpX="108" w:tblpY="36"/>
         <w:tblW w:w="0" w:type="auto"/>
         <w:tblLayout w:type="fixed"/>
@@ -1514,7 +1486,7 @@
     </w:p>
     <w:tbl>
       <w:tblPr>
-        <w:tblStyle w:val="TableGrid"/>
+        <w:tblStyle w:val="Tabellenraster"/>
         <w:tblpPr w:leftFromText="141" w:rightFromText="141" w:vertAnchor="text" w:horzAnchor="margin" w:tblpX="108" w:tblpY="36"/>
         <w:tblW w:w="0" w:type="auto"/>
         <w:tblLayout w:type="fixed"/>
@@ -1611,7 +1583,7 @@
     </w:p>
     <w:tbl>
       <w:tblPr>
-        <w:tblStyle w:val="TableGrid"/>
+        <w:tblStyle w:val="Tabellenraster"/>
         <w:tblpPr w:leftFromText="141" w:rightFromText="141" w:vertAnchor="text" w:horzAnchor="margin" w:tblpX="108" w:tblpY="36"/>
         <w:tblW w:w="0" w:type="auto"/>
         <w:tblLayout w:type="fixed"/>
@@ -1728,7 +1700,7 @@
     </w:p>
     <w:tbl>
       <w:tblPr>
-        <w:tblStyle w:val="TableGrid"/>
+        <w:tblStyle w:val="Tabellenraster"/>
         <w:tblpPr w:leftFromText="141" w:rightFromText="141" w:vertAnchor="text" w:horzAnchor="margin" w:tblpX="108" w:tblpY="36"/>
         <w:tblW w:w="0" w:type="auto"/>
         <w:tblLayout w:type="fixed"/>
@@ -1984,7 +1956,7 @@
     </w:p>
     <w:tbl>
       <w:tblPr>
-        <w:tblStyle w:val="TableGrid"/>
+        <w:tblStyle w:val="Tabellenraster"/>
         <w:tblpPr w:leftFromText="141" w:rightFromText="141" w:vertAnchor="text" w:horzAnchor="margin" w:tblpX="108" w:tblpY="36"/>
         <w:tblW w:w="0" w:type="auto"/>
         <w:tblLayout w:type="fixed"/>
@@ -2059,7 +2031,7 @@
     </w:p>
     <w:tbl>
       <w:tblPr>
-        <w:tblStyle w:val="TableGrid"/>
+        <w:tblStyle w:val="Tabellenraster"/>
         <w:tblpPr w:leftFromText="141" w:rightFromText="141" w:vertAnchor="text" w:horzAnchor="margin" w:tblpX="108" w:tblpY="36"/>
         <w:tblW w:w="0" w:type="auto"/>
         <w:tblLayout w:type="fixed"/>
@@ -2126,7 +2098,7 @@
     </w:p>
     <w:tbl>
       <w:tblPr>
-        <w:tblStyle w:val="TableGrid"/>
+        <w:tblStyle w:val="Tabellenraster"/>
         <w:tblpPr w:leftFromText="141" w:rightFromText="141" w:vertAnchor="text" w:horzAnchor="margin" w:tblpX="108" w:tblpY="36"/>
         <w:tblW w:w="9639" w:type="dxa"/>
         <w:tblLayout w:type="fixed"/>
@@ -2210,11 +2182,9 @@
             <w:r>
               <w:t>Abteilungsvorstand/</w:t>
             </w:r>
-            <w:proofErr w:type="spellStart"/>
             <w:r>
               <w:t>Abteilungsvorständin</w:t>
             </w:r>
-            <w:proofErr w:type="spellEnd"/>
           </w:p>
           <w:p>
             <w:pPr>
@@ -2267,7 +2237,7 @@
     </w:p>
     <w:tbl>
       <w:tblPr>
-        <w:tblStyle w:val="TableGrid"/>
+        <w:tblStyle w:val="Tabellenraster"/>
         <w:tblpPr w:leftFromText="141" w:rightFromText="141" w:vertAnchor="text" w:horzAnchor="margin" w:tblpX="144" w:tblpY="36"/>
         <w:tblW w:w="0" w:type="auto"/>
         <w:tblLayout w:type="fixed"/>
@@ -2290,13 +2260,8 @@
             <w:pPr>
               <w:pStyle w:val="DeckblattTabelle"/>
             </w:pPr>
-            <w:proofErr w:type="spellStart"/>
             <w:r>
-              <w:t>Author</w:t>
-            </w:r>
-            <w:proofErr w:type="spellEnd"/>
-            <w:r>
-              <w:t>(s)</w:t>
+              <w:t>Author(s)</w:t>
             </w:r>
           </w:p>
         </w:tc>
@@ -2487,7 +2452,7 @@
     </w:p>
     <w:tbl>
       <w:tblPr>
-        <w:tblStyle w:val="TableGrid"/>
+        <w:tblStyle w:val="Tabellenraster"/>
         <w:tblpPr w:leftFromText="141" w:rightFromText="141" w:vertAnchor="text" w:horzAnchor="margin" w:tblpX="108" w:tblpY="36"/>
         <w:tblW w:w="0" w:type="auto"/>
         <w:tblLayout w:type="fixed"/>
@@ -2516,15 +2481,7 @@
             </w:r>
             <w:proofErr w:type="spellEnd"/>
             <w:r>
-              <w:t xml:space="preserve"> </w:t>
-            </w:r>
-            <w:proofErr w:type="spellStart"/>
-            <w:r>
-              <w:t>of</w:t>
-            </w:r>
-            <w:proofErr w:type="spellEnd"/>
-            <w:r>
-              <w:t xml:space="preserve"> </w:t>
+              <w:t xml:space="preserve"> of </w:t>
             </w:r>
             <w:proofErr w:type="spellStart"/>
             <w:r>
@@ -2602,7 +2559,7 @@
     </w:p>
     <w:tbl>
       <w:tblPr>
-        <w:tblStyle w:val="TableGrid"/>
+        <w:tblStyle w:val="Tabellenraster"/>
         <w:tblpPr w:leftFromText="141" w:rightFromText="141" w:vertAnchor="text" w:horzAnchor="margin" w:tblpX="108" w:tblpY="36"/>
         <w:tblW w:w="0" w:type="auto"/>
         <w:tblLayout w:type="fixed"/>
@@ -2699,7 +2656,7 @@
     </w:p>
     <w:tbl>
       <w:tblPr>
-        <w:tblStyle w:val="TableGrid"/>
+        <w:tblStyle w:val="Tabellenraster"/>
         <w:tblpPr w:leftFromText="141" w:rightFromText="141" w:vertAnchor="text" w:horzAnchor="margin" w:tblpX="108" w:tblpY="36"/>
         <w:tblW w:w="0" w:type="auto"/>
         <w:tblLayout w:type="fixed"/>
@@ -2818,7 +2775,7 @@
     </w:p>
     <w:tbl>
       <w:tblPr>
-        <w:tblStyle w:val="TableGrid"/>
+        <w:tblStyle w:val="Tabellenraster"/>
         <w:tblpPr w:leftFromText="141" w:rightFromText="141" w:vertAnchor="text" w:horzAnchor="margin" w:tblpX="108" w:tblpY="36"/>
         <w:tblW w:w="0" w:type="auto"/>
         <w:tblLayout w:type="fixed"/>
@@ -2840,39 +2797,30 @@
           <w:p>
             <w:pPr>
               <w:pStyle w:val="DeckblattTabelle"/>
+              <w:rPr>
+                <w:lang w:val="en-US"/>
+              </w:rPr>
             </w:pPr>
             <w:r>
+              <w:rPr>
+                <w:lang w:val="en-US"/>
+              </w:rPr>
               <w:lastRenderedPageBreak/>
-              <w:t xml:space="preserve">Illustrative </w:t>
+              <w:t>Illustrative graph, photo</w:t>
             </w:r>
-            <w:proofErr w:type="spellStart"/>
+          </w:p>
+          <w:p>
+            <w:pPr>
+              <w:pStyle w:val="DeckblattTabelle"/>
+              <w:rPr>
+                <w:lang w:val="en-US"/>
+              </w:rPr>
+            </w:pPr>
             <w:r>
-              <w:t>graph</w:t>
-            </w:r>
-            <w:proofErr w:type="spellEnd"/>
-            <w:r>
-              <w:t xml:space="preserve">, </w:t>
-            </w:r>
-            <w:proofErr w:type="spellStart"/>
-            <w:r>
-              <w:t>photo</w:t>
-            </w:r>
-            <w:proofErr w:type="spellEnd"/>
-          </w:p>
-          <w:p>
-            <w:pPr>
-              <w:pStyle w:val="DeckblattTabelle"/>
-            </w:pPr>
-            <w:r>
-              <w:t xml:space="preserve">(incl. </w:t>
-            </w:r>
-            <w:proofErr w:type="spellStart"/>
-            <w:r>
-              <w:t>explanation</w:t>
-            </w:r>
-            <w:proofErr w:type="spellEnd"/>
-            <w:r>
-              <w:t>)</w:t>
+              <w:rPr>
+                <w:lang w:val="en-US"/>
+              </w:rPr>
+              <w:t>(incl. explanation)</w:t>
             </w:r>
           </w:p>
         </w:tc>
@@ -2884,196 +2832,313 @@
           <w:p>
             <w:pPr>
               <w:pStyle w:val="DeckblattTabelleninhalt"/>
-            </w:pPr>
-          </w:p>
-          <w:p>
-            <w:pPr>
-              <w:pStyle w:val="DeckblattTabelleninhalt"/>
-            </w:pPr>
-          </w:p>
-          <w:p>
-            <w:pPr>
-              <w:pStyle w:val="DeckblattTabelleninhalt"/>
-            </w:pPr>
-          </w:p>
-          <w:p>
-            <w:pPr>
-              <w:pStyle w:val="DeckblattTabelleninhalt"/>
-            </w:pPr>
-          </w:p>
-          <w:p>
-            <w:pPr>
-              <w:pStyle w:val="DeckblattTabelleninhalt"/>
-            </w:pPr>
-          </w:p>
-          <w:p>
-            <w:pPr>
-              <w:pStyle w:val="DeckblattTabelleninhalt"/>
-            </w:pPr>
-          </w:p>
-          <w:p>
-            <w:pPr>
-              <w:pStyle w:val="DeckblattTabelleninhalt"/>
-            </w:pPr>
-          </w:p>
-          <w:p>
-            <w:pPr>
-              <w:pStyle w:val="DeckblattTabelleninhalt"/>
-            </w:pPr>
-          </w:p>
-          <w:p>
-            <w:pPr>
-              <w:pStyle w:val="DeckblattTabelleninhalt"/>
-            </w:pPr>
-          </w:p>
-          <w:p>
-            <w:pPr>
-              <w:pStyle w:val="DeckblattTabelleninhalt"/>
-            </w:pPr>
-          </w:p>
-          <w:p>
-            <w:pPr>
-              <w:pStyle w:val="DeckblattTabelleninhalt"/>
-            </w:pPr>
-          </w:p>
-          <w:p>
-            <w:pPr>
-              <w:pStyle w:val="DeckblattTabelleninhalt"/>
-            </w:pPr>
-          </w:p>
-          <w:p>
-            <w:pPr>
-              <w:pStyle w:val="DeckblattTabelleninhalt"/>
-            </w:pPr>
-          </w:p>
-          <w:p>
-            <w:pPr>
-              <w:pStyle w:val="DeckblattTabelleninhalt"/>
-            </w:pPr>
-          </w:p>
-          <w:p>
-            <w:pPr>
-              <w:pStyle w:val="DeckblattTabelleninhalt"/>
-            </w:pPr>
-          </w:p>
-          <w:p>
-            <w:pPr>
-              <w:pStyle w:val="DeckblattTabelleninhalt"/>
-            </w:pPr>
-          </w:p>
-          <w:p>
-            <w:pPr>
-              <w:pStyle w:val="DeckblattTabelleninhalt"/>
-            </w:pPr>
-          </w:p>
-          <w:p>
-            <w:pPr>
-              <w:pStyle w:val="DeckblattTabelleninhalt"/>
-            </w:pPr>
-          </w:p>
-          <w:p>
-            <w:pPr>
-              <w:pStyle w:val="DeckblattTabelleninhalt"/>
-            </w:pPr>
-          </w:p>
-          <w:p>
-            <w:pPr>
-              <w:pStyle w:val="DeckblattTabelleninhalt"/>
-            </w:pPr>
-          </w:p>
-          <w:p>
-            <w:pPr>
-              <w:pStyle w:val="DeckblattTabelleninhalt"/>
-            </w:pPr>
-          </w:p>
-          <w:p>
-            <w:pPr>
-              <w:pStyle w:val="DeckblattTabelleninhalt"/>
-            </w:pPr>
-          </w:p>
-          <w:p>
-            <w:pPr>
-              <w:pStyle w:val="DeckblattTabelleninhalt"/>
-            </w:pPr>
-          </w:p>
-          <w:p>
-            <w:pPr>
-              <w:pStyle w:val="DeckblattTabelleninhalt"/>
-            </w:pPr>
-          </w:p>
-          <w:p>
-            <w:pPr>
-              <w:pStyle w:val="DeckblattTabelleninhalt"/>
-            </w:pPr>
-          </w:p>
-          <w:p>
-            <w:pPr>
-              <w:pStyle w:val="DeckblattTabelleninhalt"/>
-            </w:pPr>
-          </w:p>
-          <w:p>
-            <w:pPr>
-              <w:pStyle w:val="DeckblattTabelleninhalt"/>
-            </w:pPr>
-          </w:p>
-          <w:p>
-            <w:pPr>
-              <w:pStyle w:val="DeckblattTabelleninhalt"/>
-            </w:pPr>
-          </w:p>
-          <w:p>
-            <w:pPr>
-              <w:pStyle w:val="DeckblattTabelleninhalt"/>
-            </w:pPr>
-          </w:p>
-          <w:p>
-            <w:pPr>
-              <w:pStyle w:val="DeckblattTabelleninhalt"/>
-            </w:pPr>
-          </w:p>
-          <w:p>
-            <w:pPr>
-              <w:pStyle w:val="DeckblattTabelleninhalt"/>
-            </w:pPr>
-          </w:p>
-          <w:p>
-            <w:pPr>
-              <w:pStyle w:val="DeckblattTabelleninhalt"/>
-            </w:pPr>
-          </w:p>
-          <w:p>
-            <w:pPr>
-              <w:pStyle w:val="DeckblattTabelleninhalt"/>
-            </w:pPr>
-          </w:p>
-          <w:p>
-            <w:pPr>
-              <w:pStyle w:val="DeckblattTabelleninhalt"/>
-            </w:pPr>
-          </w:p>
-          <w:p>
-            <w:pPr>
-              <w:pStyle w:val="DeckblattTabelleninhalt"/>
-            </w:pPr>
-          </w:p>
-          <w:p>
-            <w:pPr>
-              <w:pStyle w:val="DeckblattTabelleninhalt"/>
-            </w:pPr>
-          </w:p>
-          <w:p>
-            <w:pPr>
-              <w:pStyle w:val="DeckblattTabelleninhalt"/>
-            </w:pPr>
-          </w:p>
-          <w:p>
-            <w:pPr>
-              <w:pStyle w:val="DeckblattTabelleninhalt"/>
-            </w:pPr>
-          </w:p>
-          <w:p>
-            <w:pPr>
-              <w:pStyle w:val="DeckblattTabelleninhalt"/>
+              <w:rPr>
+                <w:lang w:val="en-US"/>
+              </w:rPr>
+            </w:pPr>
+          </w:p>
+          <w:p>
+            <w:pPr>
+              <w:pStyle w:val="DeckblattTabelleninhalt"/>
+              <w:rPr>
+                <w:lang w:val="en-US"/>
+              </w:rPr>
+            </w:pPr>
+          </w:p>
+          <w:p>
+            <w:pPr>
+              <w:pStyle w:val="DeckblattTabelleninhalt"/>
+              <w:rPr>
+                <w:lang w:val="en-US"/>
+              </w:rPr>
+            </w:pPr>
+          </w:p>
+          <w:p>
+            <w:pPr>
+              <w:pStyle w:val="DeckblattTabelleninhalt"/>
+              <w:rPr>
+                <w:lang w:val="en-US"/>
+              </w:rPr>
+            </w:pPr>
+          </w:p>
+          <w:p>
+            <w:pPr>
+              <w:pStyle w:val="DeckblattTabelleninhalt"/>
+              <w:rPr>
+                <w:lang w:val="en-US"/>
+              </w:rPr>
+            </w:pPr>
+          </w:p>
+          <w:p>
+            <w:pPr>
+              <w:pStyle w:val="DeckblattTabelleninhalt"/>
+              <w:rPr>
+                <w:lang w:val="en-US"/>
+              </w:rPr>
+            </w:pPr>
+          </w:p>
+          <w:p>
+            <w:pPr>
+              <w:pStyle w:val="DeckblattTabelleninhalt"/>
+              <w:rPr>
+                <w:lang w:val="en-US"/>
+              </w:rPr>
+            </w:pPr>
+          </w:p>
+          <w:p>
+            <w:pPr>
+              <w:pStyle w:val="DeckblattTabelleninhalt"/>
+              <w:rPr>
+                <w:lang w:val="en-US"/>
+              </w:rPr>
+            </w:pPr>
+          </w:p>
+          <w:p>
+            <w:pPr>
+              <w:pStyle w:val="DeckblattTabelleninhalt"/>
+              <w:rPr>
+                <w:lang w:val="en-US"/>
+              </w:rPr>
+            </w:pPr>
+          </w:p>
+          <w:p>
+            <w:pPr>
+              <w:pStyle w:val="DeckblattTabelleninhalt"/>
+              <w:rPr>
+                <w:lang w:val="en-US"/>
+              </w:rPr>
+            </w:pPr>
+          </w:p>
+          <w:p>
+            <w:pPr>
+              <w:pStyle w:val="DeckblattTabelleninhalt"/>
+              <w:rPr>
+                <w:lang w:val="en-US"/>
+              </w:rPr>
+            </w:pPr>
+          </w:p>
+          <w:p>
+            <w:pPr>
+              <w:pStyle w:val="DeckblattTabelleninhalt"/>
+              <w:rPr>
+                <w:lang w:val="en-US"/>
+              </w:rPr>
+            </w:pPr>
+          </w:p>
+          <w:p>
+            <w:pPr>
+              <w:pStyle w:val="DeckblattTabelleninhalt"/>
+              <w:rPr>
+                <w:lang w:val="en-US"/>
+              </w:rPr>
+            </w:pPr>
+          </w:p>
+          <w:p>
+            <w:pPr>
+              <w:pStyle w:val="DeckblattTabelleninhalt"/>
+              <w:rPr>
+                <w:lang w:val="en-US"/>
+              </w:rPr>
+            </w:pPr>
+          </w:p>
+          <w:p>
+            <w:pPr>
+              <w:pStyle w:val="DeckblattTabelleninhalt"/>
+              <w:rPr>
+                <w:lang w:val="en-US"/>
+              </w:rPr>
+            </w:pPr>
+          </w:p>
+          <w:p>
+            <w:pPr>
+              <w:pStyle w:val="DeckblattTabelleninhalt"/>
+              <w:rPr>
+                <w:lang w:val="en-US"/>
+              </w:rPr>
+            </w:pPr>
+          </w:p>
+          <w:p>
+            <w:pPr>
+              <w:pStyle w:val="DeckblattTabelleninhalt"/>
+              <w:rPr>
+                <w:lang w:val="en-US"/>
+              </w:rPr>
+            </w:pPr>
+          </w:p>
+          <w:p>
+            <w:pPr>
+              <w:pStyle w:val="DeckblattTabelleninhalt"/>
+              <w:rPr>
+                <w:lang w:val="en-US"/>
+              </w:rPr>
+            </w:pPr>
+          </w:p>
+          <w:p>
+            <w:pPr>
+              <w:pStyle w:val="DeckblattTabelleninhalt"/>
+              <w:rPr>
+                <w:lang w:val="en-US"/>
+              </w:rPr>
+            </w:pPr>
+          </w:p>
+          <w:p>
+            <w:pPr>
+              <w:pStyle w:val="DeckblattTabelleninhalt"/>
+              <w:rPr>
+                <w:lang w:val="en-US"/>
+              </w:rPr>
+            </w:pPr>
+          </w:p>
+          <w:p>
+            <w:pPr>
+              <w:pStyle w:val="DeckblattTabelleninhalt"/>
+              <w:rPr>
+                <w:lang w:val="en-US"/>
+              </w:rPr>
+            </w:pPr>
+          </w:p>
+          <w:p>
+            <w:pPr>
+              <w:pStyle w:val="DeckblattTabelleninhalt"/>
+              <w:rPr>
+                <w:lang w:val="en-US"/>
+              </w:rPr>
+            </w:pPr>
+          </w:p>
+          <w:p>
+            <w:pPr>
+              <w:pStyle w:val="DeckblattTabelleninhalt"/>
+              <w:rPr>
+                <w:lang w:val="en-US"/>
+              </w:rPr>
+            </w:pPr>
+          </w:p>
+          <w:p>
+            <w:pPr>
+              <w:pStyle w:val="DeckblattTabelleninhalt"/>
+              <w:rPr>
+                <w:lang w:val="en-US"/>
+              </w:rPr>
+            </w:pPr>
+          </w:p>
+          <w:p>
+            <w:pPr>
+              <w:pStyle w:val="DeckblattTabelleninhalt"/>
+              <w:rPr>
+                <w:lang w:val="en-US"/>
+              </w:rPr>
+            </w:pPr>
+          </w:p>
+          <w:p>
+            <w:pPr>
+              <w:pStyle w:val="DeckblattTabelleninhalt"/>
+              <w:rPr>
+                <w:lang w:val="en-US"/>
+              </w:rPr>
+            </w:pPr>
+          </w:p>
+          <w:p>
+            <w:pPr>
+              <w:pStyle w:val="DeckblattTabelleninhalt"/>
+              <w:rPr>
+                <w:lang w:val="en-US"/>
+              </w:rPr>
+            </w:pPr>
+          </w:p>
+          <w:p>
+            <w:pPr>
+              <w:pStyle w:val="DeckblattTabelleninhalt"/>
+              <w:rPr>
+                <w:lang w:val="en-US"/>
+              </w:rPr>
+            </w:pPr>
+          </w:p>
+          <w:p>
+            <w:pPr>
+              <w:pStyle w:val="DeckblattTabelleninhalt"/>
+              <w:rPr>
+                <w:lang w:val="en-US"/>
+              </w:rPr>
+            </w:pPr>
+          </w:p>
+          <w:p>
+            <w:pPr>
+              <w:pStyle w:val="DeckblattTabelleninhalt"/>
+              <w:rPr>
+                <w:lang w:val="en-US"/>
+              </w:rPr>
+            </w:pPr>
+          </w:p>
+          <w:p>
+            <w:pPr>
+              <w:pStyle w:val="DeckblattTabelleninhalt"/>
+              <w:rPr>
+                <w:lang w:val="en-US"/>
+              </w:rPr>
+            </w:pPr>
+          </w:p>
+          <w:p>
+            <w:pPr>
+              <w:pStyle w:val="DeckblattTabelleninhalt"/>
+              <w:rPr>
+                <w:lang w:val="en-US"/>
+              </w:rPr>
+            </w:pPr>
+          </w:p>
+          <w:p>
+            <w:pPr>
+              <w:pStyle w:val="DeckblattTabelleninhalt"/>
+              <w:rPr>
+                <w:lang w:val="en-US"/>
+              </w:rPr>
+            </w:pPr>
+          </w:p>
+          <w:p>
+            <w:pPr>
+              <w:pStyle w:val="DeckblattTabelleninhalt"/>
+              <w:rPr>
+                <w:lang w:val="en-US"/>
+              </w:rPr>
+            </w:pPr>
+          </w:p>
+          <w:p>
+            <w:pPr>
+              <w:pStyle w:val="DeckblattTabelleninhalt"/>
+              <w:rPr>
+                <w:lang w:val="en-US"/>
+              </w:rPr>
+            </w:pPr>
+          </w:p>
+          <w:p>
+            <w:pPr>
+              <w:pStyle w:val="DeckblattTabelleninhalt"/>
+              <w:rPr>
+                <w:lang w:val="en-US"/>
+              </w:rPr>
+            </w:pPr>
+          </w:p>
+          <w:p>
+            <w:pPr>
+              <w:pStyle w:val="DeckblattTabelleninhalt"/>
+              <w:rPr>
+                <w:lang w:val="en-US"/>
+              </w:rPr>
+            </w:pPr>
+          </w:p>
+          <w:p>
+            <w:pPr>
+              <w:pStyle w:val="DeckblattTabelleninhalt"/>
+              <w:rPr>
+                <w:lang w:val="en-US"/>
+              </w:rPr>
+            </w:pPr>
+          </w:p>
+          <w:p>
+            <w:pPr>
+              <w:pStyle w:val="DeckblattTabelleninhalt"/>
+              <w:rPr>
+                <w:lang w:val="en-US"/>
+              </w:rPr>
             </w:pPr>
           </w:p>
           <w:p>
@@ -3082,6 +3147,7 @@
               <w:rPr>
                 <w:rFonts w:ascii="Arial" w:hAnsi="Arial" w:cs="Arial"/>
                 <w:sz w:val="20"/>
+                <w:lang w:val="en-US"/>
               </w:rPr>
             </w:pPr>
           </w:p>
@@ -3091,11 +3157,14 @@
     <w:p>
       <w:pPr>
         <w:pStyle w:val="DeckblattUnterschriften"/>
+        <w:rPr>
+          <w:lang w:val="en-US"/>
+        </w:rPr>
       </w:pPr>
     </w:p>
     <w:tbl>
       <w:tblPr>
-        <w:tblStyle w:val="TableGrid"/>
+        <w:tblStyle w:val="Tabellenraster"/>
         <w:tblpPr w:leftFromText="141" w:rightFromText="141" w:vertAnchor="text" w:horzAnchor="margin" w:tblpX="108" w:tblpY="36"/>
         <w:tblW w:w="0" w:type="auto"/>
         <w:tblLayout w:type="fixed"/>
@@ -3180,7 +3249,7 @@
     </w:p>
     <w:tbl>
       <w:tblPr>
-        <w:tblStyle w:val="TableGrid"/>
+        <w:tblStyle w:val="Tabellenraster"/>
         <w:tblpPr w:leftFromText="141" w:rightFromText="141" w:vertAnchor="text" w:horzAnchor="margin" w:tblpX="108" w:tblpY="36"/>
         <w:tblW w:w="0" w:type="auto"/>
         <w:tblLayout w:type="fixed"/>
@@ -3275,7 +3344,7 @@
     </w:p>
     <w:tbl>
       <w:tblPr>
-        <w:tblStyle w:val="TableGrid"/>
+        <w:tblStyle w:val="Tabellenraster"/>
         <w:tblpPr w:leftFromText="141" w:rightFromText="141" w:vertAnchor="text" w:horzAnchor="margin" w:tblpX="108" w:tblpY="36"/>
         <w:tblW w:w="9639" w:type="dxa"/>
         <w:tblLayout w:type="fixed"/>
@@ -3411,7 +3480,7 @@
 </file>
 
 <file path=word/endnotes.xml><?xml version="1.0" encoding="utf-8"?>
-<w:endnotes xmlns:wpc="http://schemas.microsoft.com/office/word/2010/wordprocessingCanvas" xmlns:cx="http://schemas.microsoft.com/office/drawing/2014/chartex" xmlns:cx1="http://schemas.microsoft.com/office/drawing/2015/9/8/chartex" xmlns:cx2="http://schemas.microsoft.com/office/drawing/2015/10/21/chartex" xmlns:cx3="http://schemas.microsoft.com/office/drawing/2016/5/9/chartex" xmlns:cx4="http://schemas.microsoft.com/office/drawing/2016/5/10/chartex" xmlns:cx5="http://schemas.microsoft.com/office/drawing/2016/5/11/chartex" xmlns:cx6="http://schemas.microsoft.com/office/drawing/2016/5/12/chartex" xmlns:cx7="http://schemas.microsoft.com/office/drawing/2016/5/13/chartex" xmlns:cx8="http://schemas.microsoft.com/office/drawing/2016/5/14/chartex" xmlns:mc="http://schemas.openxmlformats.org/markup-compatibility/2006" xmlns:aink="http://schemas.microsoft.com/office/drawing/2016/ink" xmlns:am3d="http://schemas.microsoft.com/office/drawing/2017/model3d" xmlns:o="urn:schemas-microsoft-com:office:office" xmlns:r="http://schemas.openxmlformats.org/officeDocument/2006/relationships" xmlns:m="http://schemas.openxmlformats.org/officeDocument/2006/math" xmlns:v="urn:schemas-microsoft-com:vml" xmlns:wp14="http://schemas.microsoft.com/office/word/2010/wordprocessingDrawing" xmlns:wp="http://schemas.openxmlformats.org/drawingml/2006/wordprocessingDrawing" xmlns:w10="urn:schemas-microsoft-com:office:word" xmlns:w="http://schemas.openxmlformats.org/wordprocessingml/2006/main" xmlns:w14="http://schemas.microsoft.com/office/word/2010/wordml" xmlns:w15="http://schemas.microsoft.com/office/word/2012/wordml" xmlns:w16cex="http://schemas.microsoft.com/office/word/2018/wordml/cex" xmlns:w16cid="http://schemas.microsoft.com/office/word/2016/wordml/cid" xmlns:w16="http://schemas.microsoft.com/office/word/2018/wordml" xmlns:w16sdtdh="http://schemas.microsoft.com/office/word/2020/wordml/sdtdatahash" xmlns:w16se="http://schemas.microsoft.com/office/word/2015/wordml/symex" xmlns:wpg="http://schemas.microsoft.com/office/word/2010/wordprocessingGroup" xmlns:wpi="http://schemas.microsoft.com/office/word/2010/wordprocessingInk" xmlns:wne="http://schemas.microsoft.com/office/word/2006/wordml" xmlns:wps="http://schemas.microsoft.com/office/word/2010/wordprocessingShape" mc:Ignorable="w14 w15 w16se w16cid w16 w16cex w16sdtdh wp14">
+<w:endnotes xmlns:wpc="http://schemas.microsoft.com/office/word/2010/wordprocessingCanvas" xmlns:cx="http://schemas.microsoft.com/office/drawing/2014/chartex" xmlns:cx1="http://schemas.microsoft.com/office/drawing/2015/9/8/chartex" xmlns:cx2="http://schemas.microsoft.com/office/drawing/2015/10/21/chartex" xmlns:cx3="http://schemas.microsoft.com/office/drawing/2016/5/9/chartex" xmlns:cx4="http://schemas.microsoft.com/office/drawing/2016/5/10/chartex" xmlns:cx5="http://schemas.microsoft.com/office/drawing/2016/5/11/chartex" xmlns:cx6="http://schemas.microsoft.com/office/drawing/2016/5/12/chartex" xmlns:cx7="http://schemas.microsoft.com/office/drawing/2016/5/13/chartex" xmlns:cx8="http://schemas.microsoft.com/office/drawing/2016/5/14/chartex" xmlns:mc="http://schemas.openxmlformats.org/markup-compatibility/2006" xmlns:aink="http://schemas.microsoft.com/office/drawing/2016/ink" xmlns:am3d="http://schemas.microsoft.com/office/drawing/2017/model3d" xmlns:o="urn:schemas-microsoft-com:office:office" xmlns:oel="http://schemas.microsoft.com/office/2019/extlst" xmlns:r="http://schemas.openxmlformats.org/officeDocument/2006/relationships" xmlns:m="http://schemas.openxmlformats.org/officeDocument/2006/math" xmlns:v="urn:schemas-microsoft-com:vml" xmlns:wp14="http://schemas.microsoft.com/office/word/2010/wordprocessingDrawing" xmlns:wp="http://schemas.openxmlformats.org/drawingml/2006/wordprocessingDrawing" xmlns:w10="urn:schemas-microsoft-com:office:word" xmlns:w="http://schemas.openxmlformats.org/wordprocessingml/2006/main" xmlns:w14="http://schemas.microsoft.com/office/word/2010/wordml" xmlns:w15="http://schemas.microsoft.com/office/word/2012/wordml" xmlns:w16cex="http://schemas.microsoft.com/office/word/2018/wordml/cex" xmlns:w16cid="http://schemas.microsoft.com/office/word/2016/wordml/cid" xmlns:w16="http://schemas.microsoft.com/office/word/2018/wordml" xmlns:w16du="http://schemas.microsoft.com/office/word/2023/wordml/word16du" xmlns:w16sdtdh="http://schemas.microsoft.com/office/word/2020/wordml/sdtdatahash" xmlns:w16sdtfl="http://schemas.microsoft.com/office/word/2024/wordml/sdtformatlock" xmlns:w16se="http://schemas.microsoft.com/office/word/2015/wordml/symex" xmlns:wpg="http://schemas.microsoft.com/office/word/2010/wordprocessingGroup" xmlns:wpi="http://schemas.microsoft.com/office/word/2010/wordprocessingInk" xmlns:wne="http://schemas.microsoft.com/office/word/2006/wordml" xmlns:wps="http://schemas.microsoft.com/office/word/2010/wordprocessingShape" mc:Ignorable="w14 w15 w16se w16cid w16 w16cex w16sdtdh w16sdtfl w16du wp14">
   <w:endnote w:type="separator" w:id="-1">
     <w:p>
       <w:r>
@@ -3430,10 +3499,10 @@
 </file>
 
 <file path=word/footer1.xml><?xml version="1.0" encoding="utf-8"?>
-<w:ftr xmlns:wpc="http://schemas.microsoft.com/office/word/2010/wordprocessingCanvas" xmlns:cx="http://schemas.microsoft.com/office/drawing/2014/chartex" xmlns:cx1="http://schemas.microsoft.com/office/drawing/2015/9/8/chartex" xmlns:cx2="http://schemas.microsoft.com/office/drawing/2015/10/21/chartex" xmlns:cx3="http://schemas.microsoft.com/office/drawing/2016/5/9/chartex" xmlns:cx4="http://schemas.microsoft.com/office/drawing/2016/5/10/chartex" xmlns:cx5="http://schemas.microsoft.com/office/drawing/2016/5/11/chartex" xmlns:cx6="http://schemas.microsoft.com/office/drawing/2016/5/12/chartex" xmlns:cx7="http://schemas.microsoft.com/office/drawing/2016/5/13/chartex" xmlns:cx8="http://schemas.microsoft.com/office/drawing/2016/5/14/chartex" xmlns:mc="http://schemas.openxmlformats.org/markup-compatibility/2006" xmlns:aink="http://schemas.microsoft.com/office/drawing/2016/ink" xmlns:am3d="http://schemas.microsoft.com/office/drawing/2017/model3d" xmlns:o="urn:schemas-microsoft-com:office:office" xmlns:r="http://schemas.openxmlformats.org/officeDocument/2006/relationships" xmlns:m="http://schemas.openxmlformats.org/officeDocument/2006/math" xmlns:v="urn:schemas-microsoft-com:vml" xmlns:wp14="http://schemas.microsoft.com/office/word/2010/wordprocessingDrawing" xmlns:wp="http://schemas.openxmlformats.org/drawingml/2006/wordprocessingDrawing" xmlns:w10="urn:schemas-microsoft-com:office:word" xmlns:w="http://schemas.openxmlformats.org/wordprocessingml/2006/main" xmlns:w14="http://schemas.microsoft.com/office/word/2010/wordml" xmlns:w15="http://schemas.microsoft.com/office/word/2012/wordml" xmlns:w16cex="http://schemas.microsoft.com/office/word/2018/wordml/cex" xmlns:w16cid="http://schemas.microsoft.com/office/word/2016/wordml/cid" xmlns:w16="http://schemas.microsoft.com/office/word/2018/wordml" xmlns:w16sdtdh="http://schemas.microsoft.com/office/word/2020/wordml/sdtdatahash" xmlns:w16se="http://schemas.microsoft.com/office/word/2015/wordml/symex" xmlns:wpg="http://schemas.microsoft.com/office/word/2010/wordprocessingGroup" xmlns:wpi="http://schemas.microsoft.com/office/word/2010/wordprocessingInk" xmlns:wne="http://schemas.microsoft.com/office/word/2006/wordml" xmlns:wps="http://schemas.microsoft.com/office/word/2010/wordprocessingShape" mc:Ignorable="w14 w15 w16se w16cid w16 w16cex w16sdtdh wp14">
+<w:ftr xmlns:wpc="http://schemas.microsoft.com/office/word/2010/wordprocessingCanvas" xmlns:cx="http://schemas.microsoft.com/office/drawing/2014/chartex" xmlns:cx1="http://schemas.microsoft.com/office/drawing/2015/9/8/chartex" xmlns:cx2="http://schemas.microsoft.com/office/drawing/2015/10/21/chartex" xmlns:cx3="http://schemas.microsoft.com/office/drawing/2016/5/9/chartex" xmlns:cx4="http://schemas.microsoft.com/office/drawing/2016/5/10/chartex" xmlns:cx5="http://schemas.microsoft.com/office/drawing/2016/5/11/chartex" xmlns:cx6="http://schemas.microsoft.com/office/drawing/2016/5/12/chartex" xmlns:cx7="http://schemas.microsoft.com/office/drawing/2016/5/13/chartex" xmlns:cx8="http://schemas.microsoft.com/office/drawing/2016/5/14/chartex" xmlns:mc="http://schemas.openxmlformats.org/markup-compatibility/2006" xmlns:aink="http://schemas.microsoft.com/office/drawing/2016/ink" xmlns:am3d="http://schemas.microsoft.com/office/drawing/2017/model3d" xmlns:o="urn:schemas-microsoft-com:office:office" xmlns:oel="http://schemas.microsoft.com/office/2019/extlst" xmlns:r="http://schemas.openxmlformats.org/officeDocument/2006/relationships" xmlns:m="http://schemas.openxmlformats.org/officeDocument/2006/math" xmlns:v="urn:schemas-microsoft-com:vml" xmlns:wp14="http://schemas.microsoft.com/office/word/2010/wordprocessingDrawing" xmlns:wp="http://schemas.openxmlformats.org/drawingml/2006/wordprocessingDrawing" xmlns:w10="urn:schemas-microsoft-com:office:word" xmlns:w="http://schemas.openxmlformats.org/wordprocessingml/2006/main" xmlns:w14="http://schemas.microsoft.com/office/word/2010/wordml" xmlns:w15="http://schemas.microsoft.com/office/word/2012/wordml" xmlns:w16cex="http://schemas.microsoft.com/office/word/2018/wordml/cex" xmlns:w16cid="http://schemas.microsoft.com/office/word/2016/wordml/cid" xmlns:w16="http://schemas.microsoft.com/office/word/2018/wordml" xmlns:w16du="http://schemas.microsoft.com/office/word/2023/wordml/word16du" xmlns:w16sdtdh="http://schemas.microsoft.com/office/word/2020/wordml/sdtdatahash" xmlns:w16sdtfl="http://schemas.microsoft.com/office/word/2024/wordml/sdtformatlock" xmlns:w16se="http://schemas.microsoft.com/office/word/2015/wordml/symex" xmlns:wpg="http://schemas.microsoft.com/office/word/2010/wordprocessingGroup" xmlns:wpi="http://schemas.microsoft.com/office/word/2010/wordprocessingInk" xmlns:wne="http://schemas.microsoft.com/office/word/2006/wordml" xmlns:wps="http://schemas.microsoft.com/office/word/2010/wordprocessingShape" mc:Ignorable="w14 w15 w16se w16cid w16 w16cex w16sdtdh w16sdtfl w16du wp14">
   <w:p>
     <w:pPr>
-      <w:pStyle w:val="Footer"/>
+      <w:pStyle w:val="Fuzeile"/>
       <w:tabs>
         <w:tab w:val="clear" w:pos="9072"/>
         <w:tab w:val="left" w:pos="1134"/>
@@ -3450,7 +3519,7 @@
 </file>
 
 <file path=word/footnotes.xml><?xml version="1.0" encoding="utf-8"?>
-<w:footnotes xmlns:wpc="http://schemas.microsoft.com/office/word/2010/wordprocessingCanvas" xmlns:cx="http://schemas.microsoft.com/office/drawing/2014/chartex" xmlns:cx1="http://schemas.microsoft.com/office/drawing/2015/9/8/chartex" xmlns:cx2="http://schemas.microsoft.com/office/drawing/2015/10/21/chartex" xmlns:cx3="http://schemas.microsoft.com/office/drawing/2016/5/9/chartex" xmlns:cx4="http://schemas.microsoft.com/office/drawing/2016/5/10/chartex" xmlns:cx5="http://schemas.microsoft.com/office/drawing/2016/5/11/chartex" xmlns:cx6="http://schemas.microsoft.com/office/drawing/2016/5/12/chartex" xmlns:cx7="http://schemas.microsoft.com/office/drawing/2016/5/13/chartex" xmlns:cx8="http://schemas.microsoft.com/office/drawing/2016/5/14/chartex" xmlns:mc="http://schemas.openxmlformats.org/markup-compatibility/2006" xmlns:aink="http://schemas.microsoft.com/office/drawing/2016/ink" xmlns:am3d="http://schemas.microsoft.com/office/drawing/2017/model3d" xmlns:o="urn:schemas-microsoft-com:office:office" xmlns:r="http://schemas.openxmlformats.org/officeDocument/2006/relationships" xmlns:m="http://schemas.openxmlformats.org/officeDocument/2006/math" xmlns:v="urn:schemas-microsoft-com:vml" xmlns:wp14="http://schemas.microsoft.com/office/word/2010/wordprocessingDrawing" xmlns:wp="http://schemas.openxmlformats.org/drawingml/2006/wordprocessingDrawing" xmlns:w10="urn:schemas-microsoft-com:office:word" xmlns:w="http://schemas.openxmlformats.org/wordprocessingml/2006/main" xmlns:w14="http://schemas.microsoft.com/office/word/2010/wordml" xmlns:w15="http://schemas.microsoft.com/office/word/2012/wordml" xmlns:w16cex="http://schemas.microsoft.com/office/word/2018/wordml/cex" xmlns:w16cid="http://schemas.microsoft.com/office/word/2016/wordml/cid" xmlns:w16="http://schemas.microsoft.com/office/word/2018/wordml" xmlns:w16sdtdh="http://schemas.microsoft.com/office/word/2020/wordml/sdtdatahash" xmlns:w16se="http://schemas.microsoft.com/office/word/2015/wordml/symex" xmlns:wpg="http://schemas.microsoft.com/office/word/2010/wordprocessingGroup" xmlns:wpi="http://schemas.microsoft.com/office/word/2010/wordprocessingInk" xmlns:wne="http://schemas.microsoft.com/office/word/2006/wordml" xmlns:wps="http://schemas.microsoft.com/office/word/2010/wordprocessingShape" mc:Ignorable="w14 w15 w16se w16cid w16 w16cex w16sdtdh wp14">
+<w:footnotes xmlns:wpc="http://schemas.microsoft.com/office/word/2010/wordprocessingCanvas" xmlns:cx="http://schemas.microsoft.com/office/drawing/2014/chartex" xmlns:cx1="http://schemas.microsoft.com/office/drawing/2015/9/8/chartex" xmlns:cx2="http://schemas.microsoft.com/office/drawing/2015/10/21/chartex" xmlns:cx3="http://schemas.microsoft.com/office/drawing/2016/5/9/chartex" xmlns:cx4="http://schemas.microsoft.com/office/drawing/2016/5/10/chartex" xmlns:cx5="http://schemas.microsoft.com/office/drawing/2016/5/11/chartex" xmlns:cx6="http://schemas.microsoft.com/office/drawing/2016/5/12/chartex" xmlns:cx7="http://schemas.microsoft.com/office/drawing/2016/5/13/chartex" xmlns:cx8="http://schemas.microsoft.com/office/drawing/2016/5/14/chartex" xmlns:mc="http://schemas.openxmlformats.org/markup-compatibility/2006" xmlns:aink="http://schemas.microsoft.com/office/drawing/2016/ink" xmlns:am3d="http://schemas.microsoft.com/office/drawing/2017/model3d" xmlns:o="urn:schemas-microsoft-com:office:office" xmlns:oel="http://schemas.microsoft.com/office/2019/extlst" xmlns:r="http://schemas.openxmlformats.org/officeDocument/2006/relationships" xmlns:m="http://schemas.openxmlformats.org/officeDocument/2006/math" xmlns:v="urn:schemas-microsoft-com:vml" xmlns:wp14="http://schemas.microsoft.com/office/word/2010/wordprocessingDrawing" xmlns:wp="http://schemas.openxmlformats.org/drawingml/2006/wordprocessingDrawing" xmlns:w10="urn:schemas-microsoft-com:office:word" xmlns:w="http://schemas.openxmlformats.org/wordprocessingml/2006/main" xmlns:w14="http://schemas.microsoft.com/office/word/2010/wordml" xmlns:w15="http://schemas.microsoft.com/office/word/2012/wordml" xmlns:w16cex="http://schemas.microsoft.com/office/word/2018/wordml/cex" xmlns:w16cid="http://schemas.microsoft.com/office/word/2016/wordml/cid" xmlns:w16="http://schemas.microsoft.com/office/word/2018/wordml" xmlns:w16du="http://schemas.microsoft.com/office/word/2023/wordml/word16du" xmlns:w16sdtdh="http://schemas.microsoft.com/office/word/2020/wordml/sdtdatahash" xmlns:w16sdtfl="http://schemas.microsoft.com/office/word/2024/wordml/sdtformatlock" xmlns:w16se="http://schemas.microsoft.com/office/word/2015/wordml/symex" xmlns:wpg="http://schemas.microsoft.com/office/word/2010/wordprocessingGroup" xmlns:wpi="http://schemas.microsoft.com/office/word/2010/wordprocessingInk" xmlns:wne="http://schemas.microsoft.com/office/word/2006/wordml" xmlns:wps="http://schemas.microsoft.com/office/word/2010/wordprocessingShape" mc:Ignorable="w14 w15 w16se w16cid w16 w16cex w16sdtdh w16sdtfl w16du wp14">
   <w:footnote w:type="separator" w:id="-1">
     <w:p>
       <w:r>
@@ -3469,10 +3538,10 @@
 </file>
 
 <file path=word/header1.xml><?xml version="1.0" encoding="utf-8"?>
-<w:hdr xmlns:wpc="http://schemas.microsoft.com/office/word/2010/wordprocessingCanvas" xmlns:cx="http://schemas.microsoft.com/office/drawing/2014/chartex" xmlns:cx1="http://schemas.microsoft.com/office/drawing/2015/9/8/chartex" xmlns:cx2="http://schemas.microsoft.com/office/drawing/2015/10/21/chartex" xmlns:cx3="http://schemas.microsoft.com/office/drawing/2016/5/9/chartex" xmlns:cx4="http://schemas.microsoft.com/office/drawing/2016/5/10/chartex" xmlns:cx5="http://schemas.microsoft.com/office/drawing/2016/5/11/chartex" xmlns:cx6="http://schemas.microsoft.com/office/drawing/2016/5/12/chartex" xmlns:cx7="http://schemas.microsoft.com/office/drawing/2016/5/13/chartex" xmlns:cx8="http://schemas.microsoft.com/office/drawing/2016/5/14/chartex" xmlns:mc="http://schemas.openxmlformats.org/markup-compatibility/2006" xmlns:aink="http://schemas.microsoft.com/office/drawing/2016/ink" xmlns:am3d="http://schemas.microsoft.com/office/drawing/2017/model3d" xmlns:o="urn:schemas-microsoft-com:office:office" xmlns:r="http://schemas.openxmlformats.org/officeDocument/2006/relationships" xmlns:m="http://schemas.openxmlformats.org/officeDocument/2006/math" xmlns:v="urn:schemas-microsoft-com:vml" xmlns:wp14="http://schemas.microsoft.com/office/word/2010/wordprocessingDrawing" xmlns:wp="http://schemas.openxmlformats.org/drawingml/2006/wordprocessingDrawing" xmlns:w10="urn:schemas-microsoft-com:office:word" xmlns:w="http://schemas.openxmlformats.org/wordprocessingml/2006/main" xmlns:w14="http://schemas.microsoft.com/office/word/2010/wordml" xmlns:w15="http://schemas.microsoft.com/office/word/2012/wordml" xmlns:w16cex="http://schemas.microsoft.com/office/word/2018/wordml/cex" xmlns:w16cid="http://schemas.microsoft.com/office/word/2016/wordml/cid" xmlns:w16="http://schemas.microsoft.com/office/word/2018/wordml" xmlns:w16sdtdh="http://schemas.microsoft.com/office/word/2020/wordml/sdtdatahash" xmlns:w16se="http://schemas.microsoft.com/office/word/2015/wordml/symex" xmlns:wpg="http://schemas.microsoft.com/office/word/2010/wordprocessingGroup" xmlns:wpi="http://schemas.microsoft.com/office/word/2010/wordprocessingInk" xmlns:wne="http://schemas.microsoft.com/office/word/2006/wordml" xmlns:wps="http://schemas.microsoft.com/office/word/2010/wordprocessingShape" mc:Ignorable="w14 w15 w16se w16cid w16 w16cex w16sdtdh wp14">
+<w:hdr xmlns:wpc="http://schemas.microsoft.com/office/word/2010/wordprocessingCanvas" xmlns:cx="http://schemas.microsoft.com/office/drawing/2014/chartex" xmlns:cx1="http://schemas.microsoft.com/office/drawing/2015/9/8/chartex" xmlns:cx2="http://schemas.microsoft.com/office/drawing/2015/10/21/chartex" xmlns:cx3="http://schemas.microsoft.com/office/drawing/2016/5/9/chartex" xmlns:cx4="http://schemas.microsoft.com/office/drawing/2016/5/10/chartex" xmlns:cx5="http://schemas.microsoft.com/office/drawing/2016/5/11/chartex" xmlns:cx6="http://schemas.microsoft.com/office/drawing/2016/5/12/chartex" xmlns:cx7="http://schemas.microsoft.com/office/drawing/2016/5/13/chartex" xmlns:cx8="http://schemas.microsoft.com/office/drawing/2016/5/14/chartex" xmlns:mc="http://schemas.openxmlformats.org/markup-compatibility/2006" xmlns:aink="http://schemas.microsoft.com/office/drawing/2016/ink" xmlns:am3d="http://schemas.microsoft.com/office/drawing/2017/model3d" xmlns:o="urn:schemas-microsoft-com:office:office" xmlns:oel="http://schemas.microsoft.com/office/2019/extlst" xmlns:r="http://schemas.openxmlformats.org/officeDocument/2006/relationships" xmlns:m="http://schemas.openxmlformats.org/officeDocument/2006/math" xmlns:v="urn:schemas-microsoft-com:vml" xmlns:wp14="http://schemas.microsoft.com/office/word/2010/wordprocessingDrawing" xmlns:wp="http://schemas.openxmlformats.org/drawingml/2006/wordprocessingDrawing" xmlns:w10="urn:schemas-microsoft-com:office:word" xmlns:w="http://schemas.openxmlformats.org/wordprocessingml/2006/main" xmlns:w14="http://schemas.microsoft.com/office/word/2010/wordml" xmlns:w15="http://schemas.microsoft.com/office/word/2012/wordml" xmlns:w16cex="http://schemas.microsoft.com/office/word/2018/wordml/cex" xmlns:w16cid="http://schemas.microsoft.com/office/word/2016/wordml/cid" xmlns:w16="http://schemas.microsoft.com/office/word/2018/wordml" xmlns:w16du="http://schemas.microsoft.com/office/word/2023/wordml/word16du" xmlns:w16sdtdh="http://schemas.microsoft.com/office/word/2020/wordml/sdtdatahash" xmlns:w16sdtfl="http://schemas.microsoft.com/office/word/2024/wordml/sdtformatlock" xmlns:w16se="http://schemas.microsoft.com/office/word/2015/wordml/symex" xmlns:wpg="http://schemas.microsoft.com/office/word/2010/wordprocessingGroup" xmlns:wpi="http://schemas.microsoft.com/office/word/2010/wordprocessingInk" xmlns:wne="http://schemas.microsoft.com/office/word/2006/wordml" xmlns:wps="http://schemas.microsoft.com/office/word/2010/wordprocessingShape" mc:Ignorable="w14 w15 w16se w16cid w16 w16cex w16sdtdh w16sdtfl w16du wp14">
   <w:tbl>
     <w:tblPr>
-      <w:tblStyle w:val="TableGrid"/>
+      <w:tblStyle w:val="Tabellenraster"/>
       <w:tblW w:w="0" w:type="auto"/>
       <w:tblCellMar>
         <w:top w:w="57" w:type="dxa"/>
@@ -3491,7 +3560,7 @@
         </w:tcPr>
         <w:p>
           <w:pPr>
-            <w:pStyle w:val="Header"/>
+            <w:pStyle w:val="Kopfzeile"/>
             <w:rPr>
               <w:rFonts w:ascii="Arial" w:hAnsi="Arial" w:cs="Arial"/>
               <w:b/>
@@ -3501,22 +3570,19 @@
           </w:pPr>
           <w:r>
             <w:rPr>
-              <w:rFonts w:ascii="Arial" w:hAnsi="Arial" w:cs="Arial"/>
-              <w:b/>
               <w:noProof/>
-              <w:sz w:val="28"/>
             </w:rPr>
             <w:drawing>
-              <wp:anchor distT="0" distB="0" distL="114300" distR="114300" simplePos="0" relativeHeight="251660288" behindDoc="1" locked="0" layoutInCell="1" allowOverlap="1" wp14:anchorId="051705B6" wp14:editId="5F42D382">
+              <wp:anchor distT="0" distB="0" distL="114300" distR="114300" simplePos="0" relativeHeight="251658240" behindDoc="0" locked="0" layoutInCell="1" allowOverlap="1" wp14:anchorId="2C2E6142" wp14:editId="3EF1F9C0">
                 <wp:simplePos x="0" y="0"/>
                 <wp:positionH relativeFrom="column">
-                  <wp:posOffset>-275</wp:posOffset>
+                  <wp:posOffset>-10841</wp:posOffset>
                 </wp:positionH>
                 <wp:positionV relativeFrom="paragraph">
-                  <wp:posOffset>-6189</wp:posOffset>
+                  <wp:posOffset>85414</wp:posOffset>
                 </wp:positionV>
-                <wp:extent cx="1033200" cy="456517"/>
-                <wp:effectExtent l="0" t="0" r="0" b="1270"/>
+                <wp:extent cx="1033145" cy="242570"/>
+                <wp:effectExtent l="0" t="0" r="0" b="5080"/>
                 <wp:wrapNone/>
                 <wp:docPr id="8" name="Bild 2"/>
                 <wp:cNvGraphicFramePr>
@@ -3526,13 +3592,13 @@
                   <a:graphicData uri="http://schemas.openxmlformats.org/drawingml/2006/picture">
                     <pic:pic xmlns:pic="http://schemas.openxmlformats.org/drawingml/2006/picture">
                       <pic:nvPicPr>
-                        <pic:cNvPr id="0" name="Bild 2" descr="HTL_Logo"/>
+                        <pic:cNvPr id="8" name="Bild 2"/>
                         <pic:cNvPicPr>
-                          <a:picLocks noChangeAspect="1" noChangeArrowheads="1"/>
+                          <a:picLocks noChangeAspect="1"/>
                         </pic:cNvPicPr>
                       </pic:nvPicPr>
                       <pic:blipFill>
-                        <a:blip r:embed="rId1" cstate="print">
+                        <a:blip r:embed="rId1">
                           <a:extLst>
                             <a:ext uri="{28A0092B-C50C-407E-A947-70E740481C1C}">
                               <a14:useLocalDpi xmlns:a14="http://schemas.microsoft.com/office/drawing/2010/main" val="0"/>
@@ -3546,7 +3612,7 @@
                       <pic:spPr bwMode="auto">
                         <a:xfrm>
                           <a:off x="0" y="0"/>
-                          <a:ext cx="1033200" cy="456517"/>
+                          <a:ext cx="1033145" cy="242570"/>
                         </a:xfrm>
                         <a:prstGeom prst="rect">
                           <a:avLst/>
@@ -3562,9 +3628,6 @@
                     </pic:pic>
                   </a:graphicData>
                 </a:graphic>
-                <wp14:sizeRelH relativeFrom="margin">
-                  <wp14:pctWidth>0</wp14:pctWidth>
-                </wp14:sizeRelH>
               </wp:anchor>
             </w:drawing>
           </w:r>
@@ -3576,7 +3639,7 @@
         </w:tcPr>
         <w:p>
           <w:pPr>
-            <w:pStyle w:val="Header"/>
+            <w:pStyle w:val="Kopfzeile"/>
             <w:jc w:val="center"/>
             <w:rPr>
               <w:rFonts w:ascii="Arial" w:hAnsi="Arial" w:cs="Arial"/>
@@ -3597,7 +3660,7 @@
         </w:p>
         <w:p>
           <w:pPr>
-            <w:pStyle w:val="Header"/>
+            <w:pStyle w:val="Kopfzeile"/>
             <w:jc w:val="center"/>
           </w:pPr>
           <w:r>
@@ -3624,7 +3687,7 @@
         </w:tcPr>
         <w:p>
           <w:pPr>
-            <w:pStyle w:val="Header"/>
+            <w:pStyle w:val="Kopfzeile"/>
             <w:jc w:val="center"/>
             <w:rPr>
               <w:rFonts w:ascii="Arial" w:hAnsi="Arial" w:cs="Arial"/>
@@ -3658,7 +3721,7 @@
   </w:tbl>
   <w:p>
     <w:pPr>
-      <w:pStyle w:val="Header"/>
+      <w:pStyle w:val="Kopfzeile"/>
       <w:rPr>
         <w:rFonts w:ascii="Arial" w:hAnsi="Arial" w:cs="Arial"/>
         <w:b/>
@@ -3680,7 +3743,7 @@
 </file>
 
 <file path=word/numbering.xml><?xml version="1.0" encoding="utf-8"?>
-<w:numbering xmlns:wpc="http://schemas.microsoft.com/office/word/2010/wordprocessingCanvas" xmlns:cx="http://schemas.microsoft.com/office/drawing/2014/chartex" xmlns:cx1="http://schemas.microsoft.com/office/drawing/2015/9/8/chartex" xmlns:cx2="http://schemas.microsoft.com/office/drawing/2015/10/21/chartex" xmlns:cx3="http://schemas.microsoft.com/office/drawing/2016/5/9/chartex" xmlns:cx4="http://schemas.microsoft.com/office/drawing/2016/5/10/chartex" xmlns:cx5="http://schemas.microsoft.com/office/drawing/2016/5/11/chartex" xmlns:cx6="http://schemas.microsoft.com/office/drawing/2016/5/12/chartex" xmlns:cx7="http://schemas.microsoft.com/office/drawing/2016/5/13/chartex" xmlns:cx8="http://schemas.microsoft.com/office/drawing/2016/5/14/chartex" xmlns:mc="http://schemas.openxmlformats.org/markup-compatibility/2006" xmlns:aink="http://schemas.microsoft.com/office/drawing/2016/ink" xmlns:am3d="http://schemas.microsoft.com/office/drawing/2017/model3d" xmlns:o="urn:schemas-microsoft-com:office:office" xmlns:r="http://schemas.openxmlformats.org/officeDocument/2006/relationships" xmlns:m="http://schemas.openxmlformats.org/officeDocument/2006/math" xmlns:v="urn:schemas-microsoft-com:vml" xmlns:wp14="http://schemas.microsoft.com/office/word/2010/wordprocessingDrawing" xmlns:wp="http://schemas.openxmlformats.org/drawingml/2006/wordprocessingDrawing" xmlns:w10="urn:schemas-microsoft-com:office:word" xmlns:w="http://schemas.openxmlformats.org/wordprocessingml/2006/main" xmlns:w14="http://schemas.microsoft.com/office/word/2010/wordml" xmlns:w15="http://schemas.microsoft.com/office/word/2012/wordml" xmlns:w16cex="http://schemas.microsoft.com/office/word/2018/wordml/cex" xmlns:w16cid="http://schemas.microsoft.com/office/word/2016/wordml/cid" xmlns:w16="http://schemas.microsoft.com/office/word/2018/wordml" xmlns:w16sdtdh="http://schemas.microsoft.com/office/word/2020/wordml/sdtdatahash" xmlns:w16se="http://schemas.microsoft.com/office/word/2015/wordml/symex" xmlns:wpg="http://schemas.microsoft.com/office/word/2010/wordprocessingGroup" xmlns:wpi="http://schemas.microsoft.com/office/word/2010/wordprocessingInk" xmlns:wne="http://schemas.microsoft.com/office/word/2006/wordml" xmlns:wps="http://schemas.microsoft.com/office/word/2010/wordprocessingShape" mc:Ignorable="w14 w15 w16se w16cid w16 w16cex w16sdtdh wp14">
+<w:numbering xmlns:wpc="http://schemas.microsoft.com/office/word/2010/wordprocessingCanvas" xmlns:cx="http://schemas.microsoft.com/office/drawing/2014/chartex" xmlns:cx1="http://schemas.microsoft.com/office/drawing/2015/9/8/chartex" xmlns:cx2="http://schemas.microsoft.com/office/drawing/2015/10/21/chartex" xmlns:cx3="http://schemas.microsoft.com/office/drawing/2016/5/9/chartex" xmlns:cx4="http://schemas.microsoft.com/office/drawing/2016/5/10/chartex" xmlns:cx5="http://schemas.microsoft.com/office/drawing/2016/5/11/chartex" xmlns:cx6="http://schemas.microsoft.com/office/drawing/2016/5/12/chartex" xmlns:cx7="http://schemas.microsoft.com/office/drawing/2016/5/13/chartex" xmlns:cx8="http://schemas.microsoft.com/office/drawing/2016/5/14/chartex" xmlns:mc="http://schemas.openxmlformats.org/markup-compatibility/2006" xmlns:aink="http://schemas.microsoft.com/office/drawing/2016/ink" xmlns:am3d="http://schemas.microsoft.com/office/drawing/2017/model3d" xmlns:o="urn:schemas-microsoft-com:office:office" xmlns:oel="http://schemas.microsoft.com/office/2019/extlst" xmlns:r="http://schemas.openxmlformats.org/officeDocument/2006/relationships" xmlns:m="http://schemas.openxmlformats.org/officeDocument/2006/math" xmlns:v="urn:schemas-microsoft-com:vml" xmlns:wp14="http://schemas.microsoft.com/office/word/2010/wordprocessingDrawing" xmlns:wp="http://schemas.openxmlformats.org/drawingml/2006/wordprocessingDrawing" xmlns:w10="urn:schemas-microsoft-com:office:word" xmlns:w="http://schemas.openxmlformats.org/wordprocessingml/2006/main" xmlns:w14="http://schemas.microsoft.com/office/word/2010/wordml" xmlns:w15="http://schemas.microsoft.com/office/word/2012/wordml" xmlns:w16cex="http://schemas.microsoft.com/office/word/2018/wordml/cex" xmlns:w16cid="http://schemas.microsoft.com/office/word/2016/wordml/cid" xmlns:w16="http://schemas.microsoft.com/office/word/2018/wordml" xmlns:w16du="http://schemas.microsoft.com/office/word/2023/wordml/word16du" xmlns:w16sdtdh="http://schemas.microsoft.com/office/word/2020/wordml/sdtdatahash" xmlns:w16sdtfl="http://schemas.microsoft.com/office/word/2024/wordml/sdtformatlock" xmlns:w16se="http://schemas.microsoft.com/office/word/2015/wordml/symex" xmlns:wpg="http://schemas.microsoft.com/office/word/2010/wordprocessingGroup" xmlns:wpi="http://schemas.microsoft.com/office/word/2010/wordprocessingInk" xmlns:wne="http://schemas.microsoft.com/office/word/2006/wordml" xmlns:wps="http://schemas.microsoft.com/office/word/2010/wordprocessingShape" mc:Ignorable="w14 w15 w16se w16cid w16 w16cex w16sdtdh w16sdtfl w16du wp14">
   <w:abstractNum w:abstractNumId="0" w15:restartNumberingAfterBreak="0">
     <w:nsid w:val="FFFFFF7C"/>
     <w:multiLevelType w:val="singleLevel"/>
@@ -4299,7 +4362,7 @@
     <w:lvl w:ilvl="0">
       <w:start w:val="1"/>
       <w:numFmt w:val="upperRoman"/>
-      <w:pStyle w:val="Heading1"/>
+      <w:pStyle w:val="berschrift1"/>
       <w:lvlText w:val="Artikel %1."/>
       <w:lvlJc w:val="left"/>
       <w:pPr>
@@ -4607,13 +4670,13 @@
       </w:rPr>
     </w:lvl>
   </w:abstractNum>
-  <w:num w:numId="1">
+  <w:num w:numId="1" w16cid:durableId="233591747">
     <w:abstractNumId w:val="5"/>
   </w:num>
-  <w:num w:numId="2">
+  <w:num w:numId="2" w16cid:durableId="602693788">
     <w:abstractNumId w:val="7"/>
   </w:num>
-  <w:num w:numId="3">
+  <w:num w:numId="3" w16cid:durableId="2059939298">
     <w:abstractNumId w:val="7"/>
     <w:lvlOverride w:ilvl="0">
       <w:startOverride w:val="1"/>
@@ -4643,47 +4706,47 @@
       <w:startOverride w:val="1"/>
     </w:lvlOverride>
   </w:num>
-  <w:num w:numId="4">
+  <w:num w:numId="4" w16cid:durableId="377514181">
     <w:abstractNumId w:val="4"/>
   </w:num>
-  <w:num w:numId="5">
+  <w:num w:numId="5" w16cid:durableId="1913654876">
     <w:abstractNumId w:val="10"/>
   </w:num>
-  <w:num w:numId="6">
+  <w:num w:numId="6" w16cid:durableId="322707729">
     <w:abstractNumId w:val="3"/>
   </w:num>
-  <w:num w:numId="7">
+  <w:num w:numId="7" w16cid:durableId="889535235">
     <w:abstractNumId w:val="2"/>
   </w:num>
-  <w:num w:numId="8">
+  <w:num w:numId="8" w16cid:durableId="995760628">
     <w:abstractNumId w:val="1"/>
   </w:num>
-  <w:num w:numId="9">
+  <w:num w:numId="9" w16cid:durableId="1113475780">
     <w:abstractNumId w:val="0"/>
   </w:num>
-  <w:num w:numId="10">
+  <w:num w:numId="10" w16cid:durableId="542712839">
     <w:abstractNumId w:val="8"/>
   </w:num>
-  <w:num w:numId="11">
+  <w:num w:numId="11" w16cid:durableId="1478566876">
     <w:abstractNumId w:val="7"/>
   </w:num>
-  <w:num w:numId="12">
+  <w:num w:numId="12" w16cid:durableId="1896238069">
     <w:abstractNumId w:val="11"/>
   </w:num>
-  <w:num w:numId="13">
+  <w:num w:numId="13" w16cid:durableId="71853985">
     <w:abstractNumId w:val="9"/>
   </w:num>
-  <w:num w:numId="14">
+  <w:num w:numId="14" w16cid:durableId="824976564">
     <w:abstractNumId w:val="12"/>
   </w:num>
-  <w:num w:numId="15">
+  <w:num w:numId="15" w16cid:durableId="296225419">
     <w:abstractNumId w:val="6"/>
   </w:num>
 </w:numbering>
 </file>
 
 <file path=word/styles.xml><?xml version="1.0" encoding="utf-8"?>
-<w:styles xmlns:mc="http://schemas.openxmlformats.org/markup-compatibility/2006" xmlns:r="http://schemas.openxmlformats.org/officeDocument/2006/relationships" xmlns:w="http://schemas.openxmlformats.org/wordprocessingml/2006/main" xmlns:w14="http://schemas.microsoft.com/office/word/2010/wordml" xmlns:w15="http://schemas.microsoft.com/office/word/2012/wordml" xmlns:w16cex="http://schemas.microsoft.com/office/word/2018/wordml/cex" xmlns:w16cid="http://schemas.microsoft.com/office/word/2016/wordml/cid" xmlns:w16="http://schemas.microsoft.com/office/word/2018/wordml" xmlns:w16sdtdh="http://schemas.microsoft.com/office/word/2020/wordml/sdtdatahash" xmlns:w16se="http://schemas.microsoft.com/office/word/2015/wordml/symex" mc:Ignorable="w14 w15 w16se w16cid w16 w16cex w16sdtdh">
+<w:styles xmlns:mc="http://schemas.openxmlformats.org/markup-compatibility/2006" xmlns:r="http://schemas.openxmlformats.org/officeDocument/2006/relationships" xmlns:w="http://schemas.openxmlformats.org/wordprocessingml/2006/main" xmlns:w14="http://schemas.microsoft.com/office/word/2010/wordml" xmlns:w15="http://schemas.microsoft.com/office/word/2012/wordml" xmlns:w16cex="http://schemas.microsoft.com/office/word/2018/wordml/cex" xmlns:w16cid="http://schemas.microsoft.com/office/word/2016/wordml/cid" xmlns:w16="http://schemas.microsoft.com/office/word/2018/wordml" xmlns:w16du="http://schemas.microsoft.com/office/word/2023/wordml/word16du" xmlns:w16sdtdh="http://schemas.microsoft.com/office/word/2020/wordml/sdtdatahash" xmlns:w16sdtfl="http://schemas.microsoft.com/office/word/2024/wordml/sdtformatlock" xmlns:w16se="http://schemas.microsoft.com/office/word/2015/wordml/symex" mc:Ignorable="w14 w15 w16se w16cid w16 w16cex w16sdtdh w16sdtfl w16du">
   <w:docDefaults>
     <w:rPrDefault>
       <w:rPr>
@@ -5071,7 +5134,7 @@
     <w:lsdException w:name="Unresolved Mention" w:semiHidden="1" w:unhideWhenUsed="1"/>
     <w:lsdException w:name="Smart Link" w:semiHidden="1" w:unhideWhenUsed="1"/>
   </w:latentStyles>
-  <w:style w:type="paragraph" w:default="1" w:styleId="Normal">
+  <w:style w:type="paragraph" w:default="1" w:styleId="Standard">
     <w:name w:val="Normal"/>
     <w:aliases w:val="Diplomarbeit.Standard"/>
     <w:qFormat/>
@@ -5084,10 +5147,10 @@
       <w:sz w:val="22"/>
     </w:rPr>
   </w:style>
-  <w:style w:type="paragraph" w:styleId="Heading1">
+  <w:style w:type="paragraph" w:styleId="berschrift1">
     <w:name w:val="heading 1"/>
-    <w:basedOn w:val="Normal"/>
-    <w:next w:val="Normal"/>
+    <w:basedOn w:val="Standard"/>
+    <w:next w:val="Standard"/>
     <w:qFormat/>
     <w:rsid w:val="00435E17"/>
     <w:pPr>
@@ -5108,11 +5171,11 @@
       <w:sz w:val="36"/>
     </w:rPr>
   </w:style>
-  <w:style w:type="paragraph" w:styleId="Heading2">
+  <w:style w:type="paragraph" w:styleId="berschrift2">
     <w:name w:val="heading 2"/>
-    <w:basedOn w:val="Normal"/>
-    <w:next w:val="Normal"/>
-    <w:link w:val="Heading2Char"/>
+    <w:basedOn w:val="Standard"/>
+    <w:next w:val="Standard"/>
+    <w:link w:val="berschrift2Zchn"/>
     <w:uiPriority w:val="9"/>
     <w:semiHidden/>
     <w:unhideWhenUsed/>
@@ -5131,11 +5194,11 @@
       <w:szCs w:val="26"/>
     </w:rPr>
   </w:style>
-  <w:style w:type="paragraph" w:styleId="Heading3">
+  <w:style w:type="paragraph" w:styleId="berschrift3">
     <w:name w:val="heading 3"/>
-    <w:basedOn w:val="Normal"/>
-    <w:next w:val="Normal"/>
-    <w:link w:val="Heading3Char"/>
+    <w:basedOn w:val="Standard"/>
+    <w:next w:val="Standard"/>
+    <w:link w:val="berschrift3Zchn"/>
     <w:uiPriority w:val="9"/>
     <w:semiHidden/>
     <w:unhideWhenUsed/>
@@ -5154,13 +5217,13 @@
       <w:szCs w:val="24"/>
     </w:rPr>
   </w:style>
-  <w:style w:type="character" w:default="1" w:styleId="DefaultParagraphFont">
+  <w:style w:type="character" w:default="1" w:styleId="Absatz-Standardschriftart">
     <w:name w:val="Default Paragraph Font"/>
     <w:uiPriority w:val="1"/>
     <w:semiHidden/>
     <w:unhideWhenUsed/>
   </w:style>
-  <w:style w:type="table" w:default="1" w:styleId="TableNormal">
+  <w:style w:type="table" w:default="1" w:styleId="NormaleTabelle">
     <w:name w:val="Normal Table"/>
     <w:uiPriority w:val="99"/>
     <w:semiHidden/>
@@ -5175,15 +5238,15 @@
       </w:tblCellMar>
     </w:tblPr>
   </w:style>
-  <w:style w:type="numbering" w:default="1" w:styleId="NoList">
+  <w:style w:type="numbering" w:default="1" w:styleId="KeineListe">
     <w:name w:val="No List"/>
     <w:uiPriority w:val="99"/>
     <w:semiHidden/>
     <w:unhideWhenUsed/>
   </w:style>
-  <w:style w:type="table" w:styleId="TableGrid">
+  <w:style w:type="table" w:styleId="Tabellenraster">
     <w:name w:val="Table Grid"/>
-    <w:basedOn w:val="TableNormal"/>
+    <w:basedOn w:val="NormaleTabelle"/>
     <w:rsid w:val="0010667E"/>
     <w:tblPr>
       <w:tblBorders>
@@ -5196,9 +5259,9 @@
       </w:tblBorders>
     </w:tblPr>
   </w:style>
-  <w:style w:type="paragraph" w:styleId="Header">
+  <w:style w:type="paragraph" w:styleId="Kopfzeile">
     <w:name w:val="header"/>
-    <w:basedOn w:val="Normal"/>
+    <w:basedOn w:val="Standard"/>
     <w:rsid w:val="00435E17"/>
     <w:pPr>
       <w:tabs>
@@ -5207,10 +5270,10 @@
       </w:tabs>
     </w:pPr>
   </w:style>
-  <w:style w:type="paragraph" w:styleId="Footer">
+  <w:style w:type="paragraph" w:styleId="Fuzeile">
     <w:name w:val="footer"/>
-    <w:basedOn w:val="Normal"/>
-    <w:link w:val="FooterChar"/>
+    <w:basedOn w:val="Standard"/>
+    <w:link w:val="FuzeileZchn"/>
     <w:uiPriority w:val="99"/>
     <w:rsid w:val="00435E17"/>
     <w:pPr>
@@ -5220,10 +5283,10 @@
       </w:tabs>
     </w:pPr>
   </w:style>
-  <w:style w:type="paragraph" w:styleId="BalloonText">
+  <w:style w:type="paragraph" w:styleId="Sprechblasentext">
     <w:name w:val="Balloon Text"/>
-    <w:basedOn w:val="Normal"/>
-    <w:link w:val="BalloonTextChar"/>
+    <w:basedOn w:val="Standard"/>
+    <w:link w:val="SprechblasentextZchn"/>
     <w:uiPriority w:val="99"/>
     <w:semiHidden/>
     <w:unhideWhenUsed/>
@@ -5234,10 +5297,10 @@
       <w:szCs w:val="16"/>
     </w:rPr>
   </w:style>
-  <w:style w:type="character" w:customStyle="1" w:styleId="BalloonTextChar">
-    <w:name w:val="Balloon Text Char"/>
-    <w:basedOn w:val="DefaultParagraphFont"/>
-    <w:link w:val="BalloonText"/>
+  <w:style w:type="character" w:customStyle="1" w:styleId="SprechblasentextZchn">
+    <w:name w:val="Sprechblasentext Zchn"/>
+    <w:basedOn w:val="Absatz-Standardschriftart"/>
+    <w:link w:val="Sprechblasentext"/>
     <w:uiPriority w:val="99"/>
     <w:semiHidden/>
     <w:rsid w:val="00FC3A31"/>
@@ -5247,16 +5310,16 @@
       <w:szCs w:val="16"/>
     </w:rPr>
   </w:style>
-  <w:style w:type="character" w:customStyle="1" w:styleId="FooterChar">
-    <w:name w:val="Footer Char"/>
-    <w:basedOn w:val="DefaultParagraphFont"/>
-    <w:link w:val="Footer"/>
+  <w:style w:type="character" w:customStyle="1" w:styleId="FuzeileZchn">
+    <w:name w:val="Fußzeile Zchn"/>
+    <w:basedOn w:val="Absatz-Standardschriftart"/>
+    <w:link w:val="Fuzeile"/>
     <w:uiPriority w:val="99"/>
     <w:rsid w:val="001A2C69"/>
   </w:style>
   <w:style w:type="character" w:styleId="Hyperlink">
     <w:name w:val="Hyperlink"/>
-    <w:basedOn w:val="DefaultParagraphFont"/>
+    <w:basedOn w:val="Absatz-Standardschriftart"/>
     <w:uiPriority w:val="99"/>
     <w:unhideWhenUsed/>
     <w:rsid w:val="005D6687"/>
@@ -5267,7 +5330,7 @@
   </w:style>
   <w:style w:type="paragraph" w:customStyle="1" w:styleId="DeckblattTabelle">
     <w:name w:val="Deckblatt.Tabelle"/>
-    <w:basedOn w:val="Normal"/>
+    <w:basedOn w:val="Standard"/>
     <w:rsid w:val="00DE6081"/>
     <w:pPr>
       <w:spacing w:line="240" w:lineRule="auto"/>
@@ -5278,7 +5341,7 @@
   </w:style>
   <w:style w:type="paragraph" w:customStyle="1" w:styleId="Deckblattberschrift">
     <w:name w:val="Deckblatt.Überschrift"/>
-    <w:basedOn w:val="Normal"/>
+    <w:basedOn w:val="Standard"/>
     <w:rsid w:val="00DE6081"/>
     <w:pPr>
       <w:jc w:val="center"/>
@@ -5292,7 +5355,7 @@
   </w:style>
   <w:style w:type="paragraph" w:customStyle="1" w:styleId="DeckblattUnterberschrift">
     <w:name w:val="Deckblatt.Unterüberschrift"/>
-    <w:basedOn w:val="Normal"/>
+    <w:basedOn w:val="Standard"/>
     <w:rsid w:val="00DE6081"/>
     <w:pPr>
       <w:spacing w:after="240"/>
@@ -5305,11 +5368,11 @@
       <w:sz w:val="28"/>
     </w:rPr>
   </w:style>
-  <w:style w:type="paragraph" w:styleId="Title">
+  <w:style w:type="paragraph" w:styleId="Titel">
     <w:name w:val="Title"/>
-    <w:basedOn w:val="Normal"/>
-    <w:next w:val="Normal"/>
-    <w:link w:val="TitleChar"/>
+    <w:basedOn w:val="Standard"/>
+    <w:next w:val="Standard"/>
+    <w:link w:val="TitelZchn"/>
     <w:uiPriority w:val="10"/>
     <w:qFormat/>
     <w:rsid w:val="00DE6081"/>
@@ -5323,10 +5386,10 @@
       <w:szCs w:val="48"/>
     </w:rPr>
   </w:style>
-  <w:style w:type="character" w:customStyle="1" w:styleId="TitleChar">
-    <w:name w:val="Title Char"/>
-    <w:basedOn w:val="DefaultParagraphFont"/>
-    <w:link w:val="Title"/>
+  <w:style w:type="character" w:customStyle="1" w:styleId="TitelZchn">
+    <w:name w:val="Titel Zchn"/>
+    <w:basedOn w:val="Absatz-Standardschriftart"/>
+    <w:link w:val="Titel"/>
     <w:uiPriority w:val="10"/>
     <w:rsid w:val="00DE6081"/>
     <w:rPr>
@@ -5338,7 +5401,7 @@
   </w:style>
   <w:style w:type="paragraph" w:customStyle="1" w:styleId="TitelUnterberschrift">
     <w:name w:val="Titel.Unterüberschrift"/>
-    <w:basedOn w:val="Normal"/>
+    <w:basedOn w:val="Standard"/>
     <w:rsid w:val="00DE6081"/>
     <w:pPr>
       <w:jc w:val="center"/>
@@ -5352,7 +5415,7 @@
   </w:style>
   <w:style w:type="paragraph" w:customStyle="1" w:styleId="StandardArial">
     <w:name w:val="Standard.Arial"/>
-    <w:basedOn w:val="Normal"/>
+    <w:basedOn w:val="Standard"/>
     <w:rsid w:val="00DE6081"/>
     <w:rPr>
       <w:rFonts w:ascii="Arial" w:hAnsi="Arial"/>
@@ -5360,7 +5423,7 @@
   </w:style>
   <w:style w:type="paragraph" w:customStyle="1" w:styleId="DeckblattUnterschriften">
     <w:name w:val="Deckblatt.Unterschriften"/>
-    <w:basedOn w:val="Normal"/>
+    <w:basedOn w:val="Standard"/>
     <w:rsid w:val="00DE6081"/>
     <w:pPr>
       <w:spacing w:line="240" w:lineRule="auto"/>
@@ -5372,7 +5435,7 @@
   </w:style>
   <w:style w:type="paragraph" w:customStyle="1" w:styleId="DeckblattTabelleninhalt">
     <w:name w:val="Deckblatt.Tabelleninhalt"/>
-    <w:basedOn w:val="Normal"/>
+    <w:basedOn w:val="Standard"/>
     <w:rsid w:val="00DE6081"/>
     <w:pPr>
       <w:spacing w:line="240" w:lineRule="auto"/>
@@ -5420,7 +5483,7 @@
   </w:style>
   <w:style w:type="paragraph" w:customStyle="1" w:styleId="DiplomarbeitH3">
     <w:name w:val="Diplomarbeit.H3"/>
-    <w:basedOn w:val="Normal"/>
+    <w:basedOn w:val="Standard"/>
     <w:next w:val="DiplomarbeitP"/>
     <w:qFormat/>
     <w:rsid w:val="00BB60C8"/>
@@ -5440,7 +5503,7 @@
   </w:style>
   <w:style w:type="paragraph" w:customStyle="1" w:styleId="DiplomarbeitH4">
     <w:name w:val="Diplomarbeit.H4"/>
-    <w:basedOn w:val="Normal"/>
+    <w:basedOn w:val="Standard"/>
     <w:next w:val="DiplomarbeitP"/>
     <w:qFormat/>
     <w:rsid w:val="00506B50"/>
@@ -5454,7 +5517,7 @@
   </w:style>
   <w:style w:type="paragraph" w:customStyle="1" w:styleId="DiplomarbeitP">
     <w:name w:val="Diplomarbeit.P"/>
-    <w:basedOn w:val="Normal"/>
+    <w:basedOn w:val="Standard"/>
     <w:qFormat/>
     <w:rsid w:val="00506B50"/>
     <w:rPr>
@@ -5463,7 +5526,7 @@
   </w:style>
   <w:style w:type="numbering" w:customStyle="1" w:styleId="DiplomarbeitListenebenen">
     <w:name w:val="Diplomarbeit.Listenebenen"/>
-    <w:basedOn w:val="NoList"/>
+    <w:basedOn w:val="KeineListe"/>
     <w:uiPriority w:val="99"/>
     <w:rsid w:val="00BB60C8"/>
     <w:pPr>
@@ -5474,7 +5537,7 @@
   </w:style>
   <w:style w:type="paragraph" w:customStyle="1" w:styleId="DiplomarbeitCode">
     <w:name w:val="Diplomarbeit.Code"/>
-    <w:basedOn w:val="Normal"/>
+    <w:basedOn w:val="Standard"/>
     <w:qFormat/>
     <w:rsid w:val="003B66C7"/>
     <w:pPr>
@@ -5496,7 +5559,7 @@
   </w:style>
   <w:style w:type="paragraph" w:customStyle="1" w:styleId="DiplomarbeitUL">
     <w:name w:val="Diplomarbeit.UL"/>
-    <w:basedOn w:val="Normal"/>
+    <w:basedOn w:val="Standard"/>
     <w:qFormat/>
     <w:rsid w:val="007B5D75"/>
     <w:pPr>
@@ -5512,7 +5575,7 @@
   </w:style>
   <w:style w:type="paragraph" w:customStyle="1" w:styleId="DiplomarbeitCite">
     <w:name w:val="Diplomarbeit.Cite"/>
-    <w:basedOn w:val="Normal"/>
+    <w:basedOn w:val="Standard"/>
     <w:next w:val="DiplomarbeitP"/>
     <w:qFormat/>
     <w:rsid w:val="003B66C7"/>
@@ -5523,10 +5586,10 @@
       <w:i/>
     </w:rPr>
   </w:style>
-  <w:style w:type="character" w:customStyle="1" w:styleId="Heading2Char">
-    <w:name w:val="Heading 2 Char"/>
-    <w:basedOn w:val="DefaultParagraphFont"/>
-    <w:link w:val="Heading2"/>
+  <w:style w:type="character" w:customStyle="1" w:styleId="berschrift2Zchn">
+    <w:name w:val="Überschrift 2 Zchn"/>
+    <w:basedOn w:val="Absatz-Standardschriftart"/>
+    <w:link w:val="berschrift2"/>
     <w:uiPriority w:val="9"/>
     <w:semiHidden/>
     <w:rsid w:val="00B46500"/>
@@ -5537,10 +5600,10 @@
       <w:szCs w:val="26"/>
     </w:rPr>
   </w:style>
-  <w:style w:type="character" w:customStyle="1" w:styleId="Heading3Char">
-    <w:name w:val="Heading 3 Char"/>
-    <w:basedOn w:val="DefaultParagraphFont"/>
-    <w:link w:val="Heading3"/>
+  <w:style w:type="character" w:customStyle="1" w:styleId="berschrift3Zchn">
+    <w:name w:val="Überschrift 3 Zchn"/>
+    <w:basedOn w:val="Absatz-Standardschriftart"/>
+    <w:link w:val="berschrift3"/>
     <w:uiPriority w:val="9"/>
     <w:semiHidden/>
     <w:rsid w:val="00B46500"/>
@@ -5551,10 +5614,10 @@
       <w:szCs w:val="24"/>
     </w:rPr>
   </w:style>
-  <w:style w:type="paragraph" w:styleId="TOC1">
+  <w:style w:type="paragraph" w:styleId="Verzeichnis1">
     <w:name w:val="toc 1"/>
-    <w:basedOn w:val="Normal"/>
-    <w:next w:val="Normal"/>
+    <w:basedOn w:val="Standard"/>
+    <w:next w:val="Standard"/>
     <w:autoRedefine/>
     <w:uiPriority w:val="39"/>
     <w:unhideWhenUsed/>
@@ -5570,10 +5633,10 @@
       <w:sz w:val="20"/>
     </w:rPr>
   </w:style>
-  <w:style w:type="paragraph" w:styleId="TOC2">
+  <w:style w:type="paragraph" w:styleId="Verzeichnis2">
     <w:name w:val="toc 2"/>
-    <w:basedOn w:val="Normal"/>
-    <w:next w:val="Normal"/>
+    <w:basedOn w:val="Standard"/>
+    <w:next w:val="Standard"/>
     <w:autoRedefine/>
     <w:uiPriority w:val="39"/>
     <w:unhideWhenUsed/>
@@ -5587,10 +5650,10 @@
       <w:sz w:val="20"/>
     </w:rPr>
   </w:style>
-  <w:style w:type="paragraph" w:styleId="TOC3">
+  <w:style w:type="paragraph" w:styleId="Verzeichnis3">
     <w:name w:val="toc 3"/>
-    <w:basedOn w:val="Normal"/>
-    <w:next w:val="Normal"/>
+    <w:basedOn w:val="Standard"/>
+    <w:next w:val="Standard"/>
     <w:autoRedefine/>
     <w:uiPriority w:val="39"/>
     <w:unhideWhenUsed/>
@@ -5605,10 +5668,10 @@
       <w:sz w:val="20"/>
     </w:rPr>
   </w:style>
-  <w:style w:type="paragraph" w:styleId="TOC4">
+  <w:style w:type="paragraph" w:styleId="Verzeichnis4">
     <w:name w:val="toc 4"/>
-    <w:basedOn w:val="Normal"/>
-    <w:next w:val="Normal"/>
+    <w:basedOn w:val="Standard"/>
+    <w:next w:val="Standard"/>
     <w:autoRedefine/>
     <w:uiPriority w:val="39"/>
     <w:unhideWhenUsed/>
@@ -5622,10 +5685,10 @@
       <w:szCs w:val="18"/>
     </w:rPr>
   </w:style>
-  <w:style w:type="paragraph" w:styleId="TOC5">
+  <w:style w:type="paragraph" w:styleId="Verzeichnis5">
     <w:name w:val="toc 5"/>
-    <w:basedOn w:val="Normal"/>
-    <w:next w:val="Normal"/>
+    <w:basedOn w:val="Standard"/>
+    <w:next w:val="Standard"/>
     <w:autoRedefine/>
     <w:uiPriority w:val="39"/>
     <w:unhideWhenUsed/>
@@ -5639,10 +5702,10 @@
       <w:szCs w:val="18"/>
     </w:rPr>
   </w:style>
-  <w:style w:type="paragraph" w:styleId="TOC6">
+  <w:style w:type="paragraph" w:styleId="Verzeichnis6">
     <w:name w:val="toc 6"/>
-    <w:basedOn w:val="Normal"/>
-    <w:next w:val="Normal"/>
+    <w:basedOn w:val="Standard"/>
+    <w:next w:val="Standard"/>
     <w:autoRedefine/>
     <w:uiPriority w:val="39"/>
     <w:unhideWhenUsed/>
@@ -5656,10 +5719,10 @@
       <w:szCs w:val="18"/>
     </w:rPr>
   </w:style>
-  <w:style w:type="paragraph" w:styleId="TOC7">
+  <w:style w:type="paragraph" w:styleId="Verzeichnis7">
     <w:name w:val="toc 7"/>
-    <w:basedOn w:val="Normal"/>
-    <w:next w:val="Normal"/>
+    <w:basedOn w:val="Standard"/>
+    <w:next w:val="Standard"/>
     <w:autoRedefine/>
     <w:uiPriority w:val="39"/>
     <w:unhideWhenUsed/>
@@ -5673,10 +5736,10 @@
       <w:szCs w:val="18"/>
     </w:rPr>
   </w:style>
-  <w:style w:type="paragraph" w:styleId="TOC8">
+  <w:style w:type="paragraph" w:styleId="Verzeichnis8">
     <w:name w:val="toc 8"/>
-    <w:basedOn w:val="Normal"/>
-    <w:next w:val="Normal"/>
+    <w:basedOn w:val="Standard"/>
+    <w:next w:val="Standard"/>
     <w:autoRedefine/>
     <w:uiPriority w:val="39"/>
     <w:unhideWhenUsed/>
@@ -5690,10 +5753,10 @@
       <w:szCs w:val="18"/>
     </w:rPr>
   </w:style>
-  <w:style w:type="paragraph" w:styleId="TOC9">
+  <w:style w:type="paragraph" w:styleId="Verzeichnis9">
     <w:name w:val="toc 9"/>
-    <w:basedOn w:val="Normal"/>
-    <w:next w:val="Normal"/>
+    <w:basedOn w:val="Standard"/>
+    <w:next w:val="Standard"/>
     <w:autoRedefine/>
     <w:uiPriority w:val="39"/>
     <w:unhideWhenUsed/>
@@ -5722,9 +5785,9 @@
       <w:szCs w:val="48"/>
     </w:rPr>
   </w:style>
-  <w:style w:type="character" w:styleId="CommentReference">
+  <w:style w:type="character" w:styleId="Kommentarzeichen">
     <w:name w:val="annotation reference"/>
-    <w:basedOn w:val="DefaultParagraphFont"/>
+    <w:basedOn w:val="Absatz-Standardschriftart"/>
     <w:uiPriority w:val="99"/>
     <w:semiHidden/>
     <w:unhideWhenUsed/>
@@ -5734,10 +5797,10 @@
       <w:szCs w:val="16"/>
     </w:rPr>
   </w:style>
-  <w:style w:type="paragraph" w:styleId="CommentText">
+  <w:style w:type="paragraph" w:styleId="Kommentartext">
     <w:name w:val="annotation text"/>
-    <w:basedOn w:val="Normal"/>
-    <w:link w:val="CommentTextChar"/>
+    <w:basedOn w:val="Standard"/>
+    <w:link w:val="KommentartextZchn"/>
     <w:uiPriority w:val="99"/>
     <w:semiHidden/>
     <w:unhideWhenUsed/>
@@ -5749,10 +5812,10 @@
       <w:sz w:val="20"/>
     </w:rPr>
   </w:style>
-  <w:style w:type="character" w:customStyle="1" w:styleId="CommentTextChar">
-    <w:name w:val="Comment Text Char"/>
-    <w:basedOn w:val="DefaultParagraphFont"/>
-    <w:link w:val="CommentText"/>
+  <w:style w:type="character" w:customStyle="1" w:styleId="KommentartextZchn">
+    <w:name w:val="Kommentartext Zchn"/>
+    <w:basedOn w:val="Absatz-Standardschriftart"/>
+    <w:link w:val="Kommentartext"/>
     <w:uiPriority w:val="99"/>
     <w:semiHidden/>
     <w:rsid w:val="00FB199F"/>
@@ -5760,11 +5823,11 @@
       <w:rFonts w:ascii="Ubuntu" w:hAnsi="Ubuntu"/>
     </w:rPr>
   </w:style>
-  <w:style w:type="paragraph" w:styleId="CommentSubject">
+  <w:style w:type="paragraph" w:styleId="Kommentarthema">
     <w:name w:val="annotation subject"/>
-    <w:basedOn w:val="CommentText"/>
-    <w:next w:val="CommentText"/>
-    <w:link w:val="CommentSubjectChar"/>
+    <w:basedOn w:val="Kommentartext"/>
+    <w:next w:val="Kommentartext"/>
+    <w:link w:val="KommentarthemaZchn"/>
     <w:uiPriority w:val="99"/>
     <w:semiHidden/>
     <w:unhideWhenUsed/>
@@ -5774,10 +5837,10 @@
       <w:bCs/>
     </w:rPr>
   </w:style>
-  <w:style w:type="character" w:customStyle="1" w:styleId="CommentSubjectChar">
-    <w:name w:val="Comment Subject Char"/>
-    <w:basedOn w:val="CommentTextChar"/>
-    <w:link w:val="CommentSubject"/>
+  <w:style w:type="character" w:customStyle="1" w:styleId="KommentarthemaZchn">
+    <w:name w:val="Kommentarthema Zchn"/>
+    <w:basedOn w:val="KommentartextZchn"/>
+    <w:link w:val="Kommentarthema"/>
     <w:uiPriority w:val="99"/>
     <w:semiHidden/>
     <w:rsid w:val="00FB199F"/>
@@ -6074,6 +6137,15 @@
 </file>
 
 <file path=customXml/item1.xml><?xml version="1.0" encoding="utf-8"?>
+<?mso-contentType ?>
+<FormTemplates xmlns="http://schemas.microsoft.com/sharepoint/v3/contenttype/forms">
+  <Display>DocumentLibraryForm</Display>
+  <Edit>DocumentLibraryForm</Edit>
+  <New>DocumentLibraryForm</New>
+</FormTemplates>
+</file>
+
+<file path=customXml/item2.xml><?xml version="1.0" encoding="utf-8"?>
 <b:Sources xmlns:b="http://schemas.openxmlformats.org/officeDocument/2006/bibliography" xmlns="http://schemas.openxmlformats.org/officeDocument/2006/bibliography" SelectedStyle="\IEEE2006OfficeOnline.xsl" StyleName="IEEE" Version="2006">
   <b:Source>
     <b:Tag>Kla17</b:Tag>
@@ -6097,16 +6169,18 @@
 </b:Sources>
 </file>
 
-<file path=customXml/item2.xml><?xml version="1.0" encoding="utf-8"?>
-<?mso-contentType ?>
-<FormTemplates xmlns="http://schemas.microsoft.com/sharepoint/v3/contenttype/forms">
-  <Display>DocumentLibraryForm</Display>
-  <Edit>DocumentLibraryForm</Edit>
-  <New>DocumentLibraryForm</New>
-</FormTemplates>
+<file path=customXml/item3.xml><?xml version="1.0" encoding="utf-8"?>
+<p:properties xmlns:p="http://schemas.microsoft.com/office/2006/metadata/properties" xmlns:xsi="http://www.w3.org/2001/XMLSchema-instance" xmlns:pc="http://schemas.microsoft.com/office/infopath/2007/PartnerControls">
+  <documentManagement>
+    <lcf76f155ced4ddcb4097134ff3c332f xmlns="4196ae32-269c-4161-a8de-86fa8bac63ee">
+      <Terms xmlns="http://schemas.microsoft.com/office/infopath/2007/PartnerControls"/>
+    </lcf76f155ced4ddcb4097134ff3c332f>
+    <TaxCatchAll xmlns="86480711-1a77-44b7-9770-163c4c437743" xsi:nil="true"/>
+  </documentManagement>
+</p:properties>
 </file>
 
-<file path=customXml/item3.xml><?xml version="1.0" encoding="utf-8"?>
+<file path=customXml/item4.xml><?xml version="1.0" encoding="utf-8"?>
 <ct:contentTypeSchema xmlns:ct="http://schemas.microsoft.com/office/2006/metadata/contentType" xmlns:ma="http://schemas.microsoft.com/office/2006/metadata/properties/metaAttributes" ct:_="" ma:_="" ma:contentTypeName="Document" ma:contentTypeID="0x01010051A8C3D9EB4ACD4684329C19F6B113A2" ma:contentTypeVersion="9" ma:contentTypeDescription="Create a new document." ma:contentTypeScope="" ma:versionID="496842ebb464882127fe44249bf99474">
   <xsd:schema xmlns:xsd="http://www.w3.org/2001/XMLSchema" xmlns:xs="http://www.w3.org/2001/XMLSchema" xmlns:p="http://schemas.microsoft.com/office/2006/metadata/properties" xmlns:ns2="4196ae32-269c-4161-a8de-86fa8bac63ee" xmlns:ns3="86480711-1a77-44b7-9770-163c4c437743" targetNamespace="http://schemas.microsoft.com/office/2006/metadata/properties" ma:root="true" ma:fieldsID="2def7e83f1219b586202a184040c2679" ns2:_="" ns3:_="">
     <xsd:import namespace="4196ae32-269c-4161-a8de-86fa8bac63ee"/>
@@ -6283,18 +6357,15 @@
 </ct:contentTypeSchema>
 </file>
 
-<file path=customXml/item4.xml><?xml version="1.0" encoding="utf-8"?>
-<p:properties xmlns:p="http://schemas.microsoft.com/office/2006/metadata/properties" xmlns:xsi="http://www.w3.org/2001/XMLSchema-instance" xmlns:pc="http://schemas.microsoft.com/office/infopath/2007/PartnerControls">
-  <documentManagement>
-    <lcf76f155ced4ddcb4097134ff3c332f xmlns="4196ae32-269c-4161-a8de-86fa8bac63ee">
-      <Terms xmlns="http://schemas.microsoft.com/office/infopath/2007/PartnerControls"/>
-    </lcf76f155ced4ddcb4097134ff3c332f>
-    <TaxCatchAll xmlns="86480711-1a77-44b7-9770-163c4c437743" xsi:nil="true"/>
-  </documentManagement>
-</p:properties>
+<file path=customXml/itemProps1.xml><?xml version="1.0" encoding="utf-8"?>
+<ds:datastoreItem xmlns:ds="http://schemas.openxmlformats.org/officeDocument/2006/customXml" ds:itemID="{75FCAEAD-D194-4C3C-AD76-183AB09DDE2F}">
+  <ds:schemaRefs>
+    <ds:schemaRef ds:uri="http://schemas.microsoft.com/sharepoint/v3/contenttype/forms"/>
+  </ds:schemaRefs>
+</ds:datastoreItem>
 </file>
 
-<file path=customXml/itemProps1.xml><?xml version="1.0" encoding="utf-8"?>
+<file path=customXml/itemProps2.xml><?xml version="1.0" encoding="utf-8"?>
 <ds:datastoreItem xmlns:ds="http://schemas.openxmlformats.org/officeDocument/2006/customXml" ds:itemID="{892CF5C2-FAE2-4FCD-AA5B-F17B539B4F6D}">
   <ds:schemaRefs>
     <ds:schemaRef ds:uri="http://schemas.openxmlformats.org/officeDocument/2006/bibliography"/>
@@ -6302,15 +6373,18 @@
 </ds:datastoreItem>
 </file>
 
-<file path=customXml/itemProps2.xml><?xml version="1.0" encoding="utf-8"?>
-<ds:datastoreItem xmlns:ds="http://schemas.openxmlformats.org/officeDocument/2006/customXml" ds:itemID="{75FCAEAD-D194-4C3C-AD76-183AB09DDE2F}">
+<file path=customXml/itemProps3.xml><?xml version="1.0" encoding="utf-8"?>
+<ds:datastoreItem xmlns:ds="http://schemas.openxmlformats.org/officeDocument/2006/customXml" ds:itemID="{B7C1028F-DD4C-455B-A2E4-9737A4D0EB62}">
   <ds:schemaRefs>
-    <ds:schemaRef ds:uri="http://schemas.microsoft.com/sharepoint/v3/contenttype/forms"/>
+    <ds:schemaRef ds:uri="http://schemas.microsoft.com/office/2006/metadata/properties"/>
+    <ds:schemaRef ds:uri="http://schemas.microsoft.com/office/infopath/2007/PartnerControls"/>
+    <ds:schemaRef ds:uri="4196ae32-269c-4161-a8de-86fa8bac63ee"/>
+    <ds:schemaRef ds:uri="86480711-1a77-44b7-9770-163c4c437743"/>
   </ds:schemaRefs>
 </ds:datastoreItem>
 </file>
 
-<file path=customXml/itemProps3.xml><?xml version="1.0" encoding="utf-8"?>
+<file path=customXml/itemProps4.xml><?xml version="1.0" encoding="utf-8"?>
 <ds:datastoreItem xmlns:ds="http://schemas.openxmlformats.org/officeDocument/2006/customXml" ds:itemID="{BF6EA1B7-6138-445C-BF06-E1D1610CD8E0}">
   <ds:schemaRefs>
     <ds:schemaRef ds:uri="http://schemas.microsoft.com/office/2006/metadata/contentType"/>
@@ -6327,15 +6401,4 @@
     <ds:schemaRef ds:uri="http://schemas.microsoft.com/internal/obd"/>
   </ds:schemaRefs>
 </ds:datastoreItem>
-</file>
-
-<file path=customXml/itemProps4.xml><?xml version="1.0" encoding="utf-8"?>
-<ds:datastoreItem xmlns:ds="http://schemas.openxmlformats.org/officeDocument/2006/customXml" ds:itemID="{B7C1028F-DD4C-455B-A2E4-9737A4D0EB62}">
-  <ds:schemaRefs>
-    <ds:schemaRef ds:uri="http://schemas.microsoft.com/office/2006/metadata/properties"/>
-    <ds:schemaRef ds:uri="http://schemas.microsoft.com/office/infopath/2007/PartnerControls"/>
-    <ds:schemaRef ds:uri="4196ae32-269c-4161-a8de-86fa8bac63ee"/>
-    <ds:schemaRef ds:uri="86480711-1a77-44b7-9770-163c4c437743"/>
-  </ds:schemaRefs>
-</ds:datastoreItem>
 </file>